--- a/docs/User_Guide.docx
+++ b/docs/User_Guide.docx
@@ -17,19 +17,11 @@
           <w:rFonts w:ascii="Times New Roman" w:hAnsi="Times New Roman" w:cs="Times New Roman"/>
         </w:rPr>
       </w:pPr>
-      <w:proofErr w:type="spellStart"/>
-      <w:r>
-        <w:rPr>
-          <w:rFonts w:ascii="Times New Roman" w:hAnsi="Times New Roman" w:cs="Times New Roman"/>
-        </w:rPr>
-        <w:t>CardioMonitor</w:t>
-      </w:r>
-      <w:proofErr w:type="spellEnd"/>
-      <w:r>
-        <w:rPr>
-          <w:rFonts w:ascii="Times New Roman" w:hAnsi="Times New Roman" w:cs="Times New Roman"/>
-        </w:rPr>
-        <w:t xml:space="preserve"> WebApp</w:t>
+      <w:r>
+        <w:rPr>
+          <w:rFonts w:ascii="Times New Roman" w:hAnsi="Times New Roman" w:cs="Times New Roman"/>
+        </w:rPr>
+        <w:t>CardioMonitor WebApp</w:t>
       </w:r>
     </w:p>
     <w:p>
@@ -425,13 +417,13 @@
         <mc:AlternateContent>
           <mc:Choice Requires="wps">
             <w:drawing>
-              <wp:anchor distT="0" distB="0" distL="114300" distR="114300" simplePos="0" relativeHeight="251663360" behindDoc="0" locked="0" layoutInCell="1" allowOverlap="1" wp14:anchorId="091ED95A" wp14:editId="54BE281D">
+              <wp:anchor distT="0" distB="0" distL="114300" distR="114300" simplePos="0" relativeHeight="251663360" behindDoc="0" locked="0" layoutInCell="1" allowOverlap="1" wp14:anchorId="091ED95A" wp14:editId="4BA5A012">
                 <wp:simplePos x="0" y="0"/>
-                <wp:positionH relativeFrom="column">
-                  <wp:posOffset>396240</wp:posOffset>
+                <wp:positionH relativeFrom="margin">
+                  <wp:align>center</wp:align>
                 </wp:positionH>
                 <wp:positionV relativeFrom="paragraph">
-                  <wp:posOffset>417830</wp:posOffset>
+                  <wp:posOffset>775970</wp:posOffset>
                 </wp:positionV>
                 <wp:extent cx="4869180" cy="274320"/>
                 <wp:effectExtent l="0" t="0" r="26670" b="11430"/>
@@ -500,7 +492,7 @@
                 <v:stroke joinstyle="miter"/>
                 <v:path gradientshapeok="t" o:connecttype="rect"/>
               </v:shapetype>
-              <v:shape id="Text Box 1" o:spid="_x0000_s1026" type="#_x0000_t202" style="position:absolute;left:0;text-align:left;margin-left:31.2pt;margin-top:32.9pt;width:383.4pt;height:21.6pt;z-index:251663360;visibility:visible;mso-wrap-style:square;mso-width-percent:0;mso-height-percent:0;mso-wrap-distance-left:9pt;mso-wrap-distance-top:0;mso-wrap-distance-right:9pt;mso-wrap-distance-bottom:0;mso-position-horizontal:absolute;mso-position-horizontal-relative:text;mso-position-vertical:absolute;mso-position-vertical-relative:text;mso-width-percent:0;mso-height-percent:0;mso-width-relative:margin;mso-height-relative:margin;v-text-anchor:top" o:gfxdata="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" fillcolor="white [3201]" strokeweight=".5pt">
+              <v:shape id="Text Box 1" o:spid="_x0000_s1026" type="#_x0000_t202" style="position:absolute;left:0;text-align:left;margin-left:0;margin-top:61.1pt;width:383.4pt;height:21.6pt;z-index:251663360;visibility:visible;mso-wrap-style:square;mso-width-percent:0;mso-height-percent:0;mso-wrap-distance-left:9pt;mso-wrap-distance-top:0;mso-wrap-distance-right:9pt;mso-wrap-distance-bottom:0;mso-position-horizontal:center;mso-position-horizontal-relative:margin;mso-position-vertical:absolute;mso-position-vertical-relative:text;mso-width-percent:0;mso-height-percent:0;mso-width-relative:margin;mso-height-relative:margin;v-text-anchor:top" o:gfxdata="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" fillcolor="white [3201]" strokeweight=".5pt">
                 <v:textbox>
                   <w:txbxContent>
                     <w:p>
@@ -518,6 +510,7 @@
                     </w:p>
                   </w:txbxContent>
                 </v:textbox>
+                <w10:wrap anchorx="margin"/>
               </v:shape>
             </w:pict>
           </mc:Fallback>
@@ -537,6 +530,33 @@
           <w:t>https://github.com/aimatochysia/cardio-monitor</w:t>
         </w:r>
       </w:hyperlink>
+      <w:r>
+        <w:t xml:space="preserve"> </w:t>
+      </w:r>
+      <w:r>
+        <w:t xml:space="preserve">by opening the link, then clikcing the green </w:t>
+      </w:r>
+      <w:r>
+        <w:t>“</w:t>
+      </w:r>
+      <w:r>
+        <w:t>Code</w:t>
+      </w:r>
+      <w:r>
+        <w:t>”</w:t>
+      </w:r>
+      <w:r>
+        <w:t xml:space="preserve"> button in the middle of the screenm then  click </w:t>
+      </w:r>
+      <w:r>
+        <w:t>“</w:t>
+      </w:r>
+      <w:r>
+        <w:t>Download ZIP</w:t>
+      </w:r>
+      <w:r>
+        <w:t>”</w:t>
+      </w:r>
       <w:r>
         <w:t xml:space="preserve"> </w:t>
       </w:r>
@@ -1202,7 +1222,218 @@
         <mc:AlternateContent>
           <mc:Choice Requires="wps">
             <w:drawing>
-              <wp:anchor distT="0" distB="0" distL="114300" distR="114300" simplePos="0" relativeHeight="251666432" behindDoc="0" locked="0" layoutInCell="1" allowOverlap="1" wp14:anchorId="1F8AF397" wp14:editId="1AA8FF2B">
+              <wp:anchor distT="0" distB="0" distL="114300" distR="114300" simplePos="0" relativeHeight="251677696" behindDoc="0" locked="0" layoutInCell="1" allowOverlap="1" wp14:anchorId="1D7FD098" wp14:editId="14D00E7B">
+                <wp:simplePos x="0" y="0"/>
+                <wp:positionH relativeFrom="column">
+                  <wp:posOffset>3150704</wp:posOffset>
+                </wp:positionH>
+                <wp:positionV relativeFrom="paragraph">
+                  <wp:posOffset>1668947</wp:posOffset>
+                </wp:positionV>
+                <wp:extent cx="281609" cy="90280"/>
+                <wp:effectExtent l="0" t="19050" r="42545" b="43180"/>
+                <wp:wrapNone/>
+                <wp:docPr id="193400063" name="Arrow: Right 3"/>
+                <wp:cNvGraphicFramePr/>
+                <a:graphic xmlns:a="http://schemas.openxmlformats.org/drawingml/2006/main">
+                  <a:graphicData uri="http://schemas.microsoft.com/office/word/2010/wordprocessingShape">
+                    <wps:wsp>
+                      <wps:cNvSpPr/>
+                      <wps:spPr>
+                        <a:xfrm>
+                          <a:off x="0" y="0"/>
+                          <a:ext cx="281609" cy="90280"/>
+                        </a:xfrm>
+                        <a:prstGeom prst="rightArrow">
+                          <a:avLst/>
+                        </a:prstGeom>
+                      </wps:spPr>
+                      <wps:style>
+                        <a:lnRef idx="2">
+                          <a:schemeClr val="dk1">
+                            <a:shade val="15000"/>
+                          </a:schemeClr>
+                        </a:lnRef>
+                        <a:fillRef idx="1">
+                          <a:schemeClr val="dk1"/>
+                        </a:fillRef>
+                        <a:effectRef idx="0">
+                          <a:schemeClr val="dk1"/>
+                        </a:effectRef>
+                        <a:fontRef idx="minor">
+                          <a:schemeClr val="lt1"/>
+                        </a:fontRef>
+                      </wps:style>
+                      <wps:bodyPr rot="0" spcFirstLastPara="0" vertOverflow="overflow" horzOverflow="overflow" vert="horz" wrap="square" lIns="91440" tIns="45720" rIns="91440" bIns="45720" numCol="1" spcCol="0" rtlCol="0" fromWordArt="0" anchor="ctr" anchorCtr="0" forceAA="0" compatLnSpc="1">
+                        <a:prstTxWarp prst="textNoShape">
+                          <a:avLst/>
+                        </a:prstTxWarp>
+                        <a:noAutofit/>
+                      </wps:bodyPr>
+                    </wps:wsp>
+                  </a:graphicData>
+                </a:graphic>
+                <wp14:sizeRelH relativeFrom="margin">
+                  <wp14:pctWidth>0</wp14:pctWidth>
+                </wp14:sizeRelH>
+                <wp14:sizeRelV relativeFrom="margin">
+                  <wp14:pctHeight>0</wp14:pctHeight>
+                </wp14:sizeRelV>
+              </wp:anchor>
+            </w:drawing>
+          </mc:Choice>
+          <mc:Fallback>
+            <w:pict>
+              <v:shapetype w14:anchorId="03F03507" id="_x0000_t13" coordsize="21600,21600" o:spt="13" adj="16200,5400" path="m@0,l@0@1,0@1,0@2@0@2@0,21600,21600,10800xe">
+                <v:stroke joinstyle="miter"/>
+                <v:formulas>
+                  <v:f eqn="val #0"/>
+                  <v:f eqn="val #1"/>
+                  <v:f eqn="sum height 0 #1"/>
+                  <v:f eqn="sum 10800 0 #1"/>
+                  <v:f eqn="sum width 0 #0"/>
+                  <v:f eqn="prod @4 @3 10800"/>
+                  <v:f eqn="sum width 0 @5"/>
+                </v:formulas>
+                <v:path o:connecttype="custom" o:connectlocs="@0,0;0,10800;@0,21600;21600,10800" o:connectangles="270,180,90,0" textboxrect="0,@1,@6,@2"/>
+                <v:handles>
+                  <v:h position="#0,#1" xrange="0,21600" yrange="0,10800"/>
+                </v:handles>
+              </v:shapetype>
+              <v:shape id="Arrow: Right 3" o:spid="_x0000_s1026" type="#_x0000_t13" style="position:absolute;margin-left:248.1pt;margin-top:131.4pt;width:22.15pt;height:7.1pt;z-index:251677696;visibility:visible;mso-wrap-style:square;mso-width-percent:0;mso-height-percent:0;mso-wrap-distance-left:9pt;mso-wrap-distance-top:0;mso-wrap-distance-right:9pt;mso-wrap-distance-bottom:0;mso-position-horizontal:absolute;mso-position-horizontal-relative:text;mso-position-vertical:absolute;mso-position-vertical-relative:text;mso-width-percent:0;mso-height-percent:0;mso-width-relative:margin;mso-height-relative:margin;v-text-anchor:middle" o:gfxdata="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" adj="18138" fillcolor="black [3200]" strokecolor="black [480]" strokeweight="1pt"/>
+            </w:pict>
+          </mc:Fallback>
+        </mc:AlternateContent>
+      </w:r>
+      <w:r>
+        <w:rPr>
+          <w:rFonts w:ascii="Times New Roman" w:hAnsi="Times New Roman" w:cs="Times New Roman"/>
+        </w:rPr>
+        <w:drawing>
+          <wp:anchor distT="0" distB="0" distL="114300" distR="114300" simplePos="0" relativeHeight="251665408" behindDoc="0" locked="0" layoutInCell="1" allowOverlap="1" wp14:anchorId="26FD2FEE" wp14:editId="2896EF6B">
+            <wp:simplePos x="0" y="0"/>
+            <wp:positionH relativeFrom="column">
+              <wp:posOffset>3437255</wp:posOffset>
+            </wp:positionH>
+            <wp:positionV relativeFrom="paragraph">
+              <wp:posOffset>269240</wp:posOffset>
+            </wp:positionV>
+            <wp:extent cx="2908935" cy="2915920"/>
+            <wp:effectExtent l="0" t="0" r="5715" b="0"/>
+            <wp:wrapTopAndBottom/>
+            <wp:docPr id="78828114" name="Picture 1"/>
+            <wp:cNvGraphicFramePr>
+              <a:graphicFrameLocks xmlns:a="http://schemas.openxmlformats.org/drawingml/2006/main" noChangeAspect="1"/>
+            </wp:cNvGraphicFramePr>
+            <a:graphic xmlns:a="http://schemas.openxmlformats.org/drawingml/2006/main">
+              <a:graphicData uri="http://schemas.openxmlformats.org/drawingml/2006/picture">
+                <pic:pic xmlns:pic="http://schemas.openxmlformats.org/drawingml/2006/picture">
+                  <pic:nvPicPr>
+                    <pic:cNvPr id="78828114" name=""/>
+                    <pic:cNvPicPr/>
+                  </pic:nvPicPr>
+                  <pic:blipFill>
+                    <a:blip r:embed="rId7" cstate="print">
+                      <a:extLst>
+                        <a:ext uri="{28A0092B-C50C-407E-A947-70E740481C1C}">
+                          <a14:useLocalDpi xmlns:a14="http://schemas.microsoft.com/office/drawing/2010/main" val="0"/>
+                        </a:ext>
+                      </a:extLst>
+                    </a:blip>
+                    <a:stretch>
+                      <a:fillRect/>
+                    </a:stretch>
+                  </pic:blipFill>
+                  <pic:spPr>
+                    <a:xfrm>
+                      <a:off x="0" y="0"/>
+                      <a:ext cx="2908935" cy="2915920"/>
+                    </a:xfrm>
+                    <a:prstGeom prst="rect">
+                      <a:avLst/>
+                    </a:prstGeom>
+                  </pic:spPr>
+                </pic:pic>
+              </a:graphicData>
+            </a:graphic>
+            <wp14:sizeRelH relativeFrom="margin">
+              <wp14:pctWidth>0</wp14:pctWidth>
+            </wp14:sizeRelH>
+            <wp14:sizeRelV relativeFrom="margin">
+              <wp14:pctHeight>0</wp14:pctHeight>
+            </wp14:sizeRelV>
+          </wp:anchor>
+        </w:drawing>
+      </w:r>
+      <w:r>
+        <w:rPr>
+          <w:rFonts w:ascii="Times New Roman" w:hAnsi="Times New Roman" w:cs="Times New Roman"/>
+        </w:rPr>
+        <w:drawing>
+          <wp:anchor distT="0" distB="0" distL="114300" distR="114300" simplePos="0" relativeHeight="251664384" behindDoc="0" locked="0" layoutInCell="1" allowOverlap="1" wp14:anchorId="18EF4638" wp14:editId="29FC1E82">
+            <wp:simplePos x="0" y="0"/>
+            <wp:positionH relativeFrom="column">
+              <wp:posOffset>248285</wp:posOffset>
+            </wp:positionH>
+            <wp:positionV relativeFrom="paragraph">
+              <wp:posOffset>274320</wp:posOffset>
+            </wp:positionV>
+            <wp:extent cx="2877185" cy="2910840"/>
+            <wp:effectExtent l="0" t="0" r="0" b="3810"/>
+            <wp:wrapTopAndBottom/>
+            <wp:docPr id="710981734" name="Picture 1"/>
+            <wp:cNvGraphicFramePr>
+              <a:graphicFrameLocks xmlns:a="http://schemas.openxmlformats.org/drawingml/2006/main" noChangeAspect="1"/>
+            </wp:cNvGraphicFramePr>
+            <a:graphic xmlns:a="http://schemas.openxmlformats.org/drawingml/2006/main">
+              <a:graphicData uri="http://schemas.openxmlformats.org/drawingml/2006/picture">
+                <pic:pic xmlns:pic="http://schemas.openxmlformats.org/drawingml/2006/picture">
+                  <pic:nvPicPr>
+                    <pic:cNvPr id="710981734" name=""/>
+                    <pic:cNvPicPr/>
+                  </pic:nvPicPr>
+                  <pic:blipFill>
+                    <a:blip r:embed="rId8" cstate="print">
+                      <a:extLst>
+                        <a:ext uri="{28A0092B-C50C-407E-A947-70E740481C1C}">
+                          <a14:useLocalDpi xmlns:a14="http://schemas.microsoft.com/office/drawing/2010/main" val="0"/>
+                        </a:ext>
+                      </a:extLst>
+                    </a:blip>
+                    <a:stretch>
+                      <a:fillRect/>
+                    </a:stretch>
+                  </pic:blipFill>
+                  <pic:spPr>
+                    <a:xfrm>
+                      <a:off x="0" y="0"/>
+                      <a:ext cx="2877185" cy="2910840"/>
+                    </a:xfrm>
+                    <a:prstGeom prst="rect">
+                      <a:avLst/>
+                    </a:prstGeom>
+                  </pic:spPr>
+                </pic:pic>
+              </a:graphicData>
+            </a:graphic>
+            <wp14:sizeRelH relativeFrom="page">
+              <wp14:pctWidth>0</wp14:pctWidth>
+            </wp14:sizeRelH>
+            <wp14:sizeRelV relativeFrom="page">
+              <wp14:pctHeight>0</wp14:pctHeight>
+            </wp14:sizeRelV>
+          </wp:anchor>
+        </w:drawing>
+      </w:r>
+      <w:r>
+        <w:rPr>
+          <w:rFonts w:ascii="Times New Roman" w:hAnsi="Times New Roman" w:cs="Times New Roman"/>
+          <w:noProof/>
+        </w:rPr>
+        <mc:AlternateContent>
+          <mc:Choice Requires="wps">
+            <w:drawing>
+              <wp:anchor distT="0" distB="0" distL="114300" distR="114300" simplePos="0" relativeHeight="251666432" behindDoc="0" locked="0" layoutInCell="1" allowOverlap="1" wp14:anchorId="1F8AF397" wp14:editId="2EFB7CA3">
                 <wp:simplePos x="0" y="0"/>
                 <wp:positionH relativeFrom="column">
                   <wp:posOffset>660400</wp:posOffset>
@@ -1262,130 +1493,10 @@
           </mc:Choice>
           <mc:Fallback>
             <w:pict>
-              <v:rect w14:anchorId="6E43DA37" id="Rectangle 2" o:spid="_x0000_s1026" style="position:absolute;margin-left:52pt;margin-top:34.8pt;width:20.4pt;height:13.6pt;z-index:251666432;visibility:visible;mso-wrap-style:square;mso-wrap-distance-left:9pt;mso-wrap-distance-top:0;mso-wrap-distance-right:9pt;mso-wrap-distance-bottom:0;mso-position-horizontal:absolute;mso-position-horizontal-relative:text;mso-position-vertical:absolute;mso-position-vertical-relative:text;v-text-anchor:middle" o:gfxdata="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" filled="f" strokecolor="#e00" strokeweight="1.5pt"/>
+              <v:rect w14:anchorId="2AA9E6E5" id="Rectangle 2" o:spid="_x0000_s1026" style="position:absolute;margin-left:52pt;margin-top:34.8pt;width:20.4pt;height:13.6pt;z-index:251666432;visibility:visible;mso-wrap-style:square;mso-wrap-distance-left:9pt;mso-wrap-distance-top:0;mso-wrap-distance-right:9pt;mso-wrap-distance-bottom:0;mso-position-horizontal:absolute;mso-position-horizontal-relative:text;mso-position-vertical:absolute;mso-position-vertical-relative:text;v-text-anchor:middle" o:gfxdata="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" filled="f" strokecolor="#e00" strokeweight="1.5pt"/>
             </w:pict>
           </mc:Fallback>
         </mc:AlternateContent>
-      </w:r>
-      <w:r>
-        <w:rPr>
-          <w:rFonts w:ascii="Times New Roman" w:hAnsi="Times New Roman" w:cs="Times New Roman"/>
-        </w:rPr>
-        <w:drawing>
-          <wp:anchor distT="0" distB="0" distL="114300" distR="114300" simplePos="0" relativeHeight="251665408" behindDoc="0" locked="0" layoutInCell="1" allowOverlap="1" wp14:anchorId="26FD2FEE" wp14:editId="701FB1EB">
-            <wp:simplePos x="0" y="0"/>
-            <wp:positionH relativeFrom="column">
-              <wp:posOffset>3370580</wp:posOffset>
-            </wp:positionH>
-            <wp:positionV relativeFrom="paragraph">
-              <wp:posOffset>269240</wp:posOffset>
-            </wp:positionV>
-            <wp:extent cx="2908935" cy="2915920"/>
-            <wp:effectExtent l="0" t="0" r="5715" b="0"/>
-            <wp:wrapTopAndBottom/>
-            <wp:docPr id="78828114" name="Picture 1"/>
-            <wp:cNvGraphicFramePr>
-              <a:graphicFrameLocks xmlns:a="http://schemas.openxmlformats.org/drawingml/2006/main" noChangeAspect="1"/>
-            </wp:cNvGraphicFramePr>
-            <a:graphic xmlns:a="http://schemas.openxmlformats.org/drawingml/2006/main">
-              <a:graphicData uri="http://schemas.openxmlformats.org/drawingml/2006/picture">
-                <pic:pic xmlns:pic="http://schemas.openxmlformats.org/drawingml/2006/picture">
-                  <pic:nvPicPr>
-                    <pic:cNvPr id="78828114" name=""/>
-                    <pic:cNvPicPr/>
-                  </pic:nvPicPr>
-                  <pic:blipFill>
-                    <a:blip r:embed="rId7" cstate="print">
-                      <a:extLst>
-                        <a:ext uri="{28A0092B-C50C-407E-A947-70E740481C1C}">
-                          <a14:useLocalDpi xmlns:a14="http://schemas.microsoft.com/office/drawing/2010/main" val="0"/>
-                        </a:ext>
-                      </a:extLst>
-                    </a:blip>
-                    <a:stretch>
-                      <a:fillRect/>
-                    </a:stretch>
-                  </pic:blipFill>
-                  <pic:spPr>
-                    <a:xfrm>
-                      <a:off x="0" y="0"/>
-                      <a:ext cx="2908935" cy="2915920"/>
-                    </a:xfrm>
-                    <a:prstGeom prst="rect">
-                      <a:avLst/>
-                    </a:prstGeom>
-                  </pic:spPr>
-                </pic:pic>
-              </a:graphicData>
-            </a:graphic>
-            <wp14:sizeRelH relativeFrom="margin">
-              <wp14:pctWidth>0</wp14:pctWidth>
-            </wp14:sizeRelH>
-            <wp14:sizeRelV relativeFrom="margin">
-              <wp14:pctHeight>0</wp14:pctHeight>
-            </wp14:sizeRelV>
-          </wp:anchor>
-        </w:drawing>
-      </w:r>
-      <w:r>
-        <w:rPr>
-          <w:rFonts w:ascii="Times New Roman" w:hAnsi="Times New Roman" w:cs="Times New Roman"/>
-        </w:rPr>
-        <w:drawing>
-          <wp:anchor distT="0" distB="0" distL="114300" distR="114300" simplePos="0" relativeHeight="251664384" behindDoc="0" locked="0" layoutInCell="1" allowOverlap="1" wp14:anchorId="18EF4638" wp14:editId="6ED157BC">
-            <wp:simplePos x="0" y="0"/>
-            <wp:positionH relativeFrom="column">
-              <wp:posOffset>-104140</wp:posOffset>
-            </wp:positionH>
-            <wp:positionV relativeFrom="paragraph">
-              <wp:posOffset>274320</wp:posOffset>
-            </wp:positionV>
-            <wp:extent cx="2877185" cy="2910840"/>
-            <wp:effectExtent l="0" t="0" r="0" b="3810"/>
-            <wp:wrapTopAndBottom/>
-            <wp:docPr id="710981734" name="Picture 1"/>
-            <wp:cNvGraphicFramePr>
-              <a:graphicFrameLocks xmlns:a="http://schemas.openxmlformats.org/drawingml/2006/main" noChangeAspect="1"/>
-            </wp:cNvGraphicFramePr>
-            <a:graphic xmlns:a="http://schemas.openxmlformats.org/drawingml/2006/main">
-              <a:graphicData uri="http://schemas.openxmlformats.org/drawingml/2006/picture">
-                <pic:pic xmlns:pic="http://schemas.openxmlformats.org/drawingml/2006/picture">
-                  <pic:nvPicPr>
-                    <pic:cNvPr id="710981734" name=""/>
-                    <pic:cNvPicPr/>
-                  </pic:nvPicPr>
-                  <pic:blipFill>
-                    <a:blip r:embed="rId8" cstate="print">
-                      <a:extLst>
-                        <a:ext uri="{28A0092B-C50C-407E-A947-70E740481C1C}">
-                          <a14:useLocalDpi xmlns:a14="http://schemas.microsoft.com/office/drawing/2010/main" val="0"/>
-                        </a:ext>
-                      </a:extLst>
-                    </a:blip>
-                    <a:stretch>
-                      <a:fillRect/>
-                    </a:stretch>
-                  </pic:blipFill>
-                  <pic:spPr>
-                    <a:xfrm>
-                      <a:off x="0" y="0"/>
-                      <a:ext cx="2877185" cy="2910840"/>
-                    </a:xfrm>
-                    <a:prstGeom prst="rect">
-                      <a:avLst/>
-                    </a:prstGeom>
-                  </pic:spPr>
-                </pic:pic>
-              </a:graphicData>
-            </a:graphic>
-            <wp14:sizeRelH relativeFrom="page">
-              <wp14:pctWidth>0</wp14:pctWidth>
-            </wp14:sizeRelH>
-            <wp14:sizeRelV relativeFrom="page">
-              <wp14:pctHeight>0</wp14:pctHeight>
-            </wp14:sizeRelV>
-          </wp:anchor>
-        </w:drawing>
       </w:r>
       <w:r>
         <w:rPr>
@@ -1648,7 +1759,7 @@
           </mc:Choice>
           <mc:Fallback>
             <w:pict>
-              <v:rect w14:anchorId="6F6AEC5B" id="Rectangle 2" o:spid="_x0000_s1026" style="position:absolute;margin-left:199.2pt;margin-top:111.2pt;width:44.8pt;height:84.4pt;z-index:251668480;visibility:visible;mso-wrap-style:square;mso-width-percent:0;mso-height-percent:0;mso-wrap-distance-left:9pt;mso-wrap-distance-top:0;mso-wrap-distance-right:9pt;mso-wrap-distance-bottom:0;mso-position-horizontal:absolute;mso-position-horizontal-relative:margin;mso-position-vertical:absolute;mso-position-vertical-relative:text;mso-width-percent:0;mso-height-percent:0;mso-width-relative:margin;mso-height-relative:margin;v-text-anchor:middle" o:gfxdata="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" filled="f" strokecolor="#e00" strokeweight="1.5pt">
+              <v:rect w14:anchorId="3714A5B5" id="Rectangle 2" o:spid="_x0000_s1026" style="position:absolute;margin-left:199.2pt;margin-top:111.2pt;width:44.8pt;height:84.4pt;z-index:251668480;visibility:visible;mso-wrap-style:square;mso-width-percent:0;mso-height-percent:0;mso-wrap-distance-left:9pt;mso-wrap-distance-top:0;mso-wrap-distance-right:9pt;mso-wrap-distance-bottom:0;mso-position-horizontal:absolute;mso-position-horizontal-relative:margin;mso-position-vertical:absolute;mso-position-vertical-relative:text;mso-width-percent:0;mso-height-percent:0;mso-width-relative:margin;mso-height-relative:margin;v-text-anchor:middle" o:gfxdata="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" filled="f" strokecolor="#e00" strokeweight="1.5pt">
                 <w10:wrap anchorx="margin"/>
               </v:rect>
             </w:pict>
@@ -1863,7 +1974,7 @@
           </mc:Choice>
           <mc:Fallback>
             <w:pict>
-              <v:rect w14:anchorId="0643C034" id="Rectangle 2" o:spid="_x0000_s1026" style="position:absolute;margin-left:264.4pt;margin-top:45.6pt;width:105.6pt;height:15.6pt;z-index:251676672;visibility:visible;mso-wrap-style:square;mso-width-percent:0;mso-height-percent:0;mso-wrap-distance-left:9pt;mso-wrap-distance-top:0;mso-wrap-distance-right:9pt;mso-wrap-distance-bottom:0;mso-position-horizontal:absolute;mso-position-horizontal-relative:margin;mso-position-vertical:absolute;mso-position-vertical-relative:text;mso-width-percent:0;mso-height-percent:0;mso-width-relative:margin;mso-height-relative:margin;v-text-anchor:middle" o:gfxdata="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" filled="f" strokecolor="#e00" strokeweight="1.5pt">
+              <v:rect w14:anchorId="06B3EE09" id="Rectangle 2" o:spid="_x0000_s1026" style="position:absolute;margin-left:264.4pt;margin-top:45.6pt;width:105.6pt;height:15.6pt;z-index:251676672;visibility:visible;mso-wrap-style:square;mso-width-percent:0;mso-height-percent:0;mso-wrap-distance-left:9pt;mso-wrap-distance-top:0;mso-wrap-distance-right:9pt;mso-wrap-distance-bottom:0;mso-position-horizontal:absolute;mso-position-horizontal-relative:margin;mso-position-vertical:absolute;mso-position-vertical-relative:text;mso-width-percent:0;mso-height-percent:0;mso-width-relative:margin;mso-height-relative:margin;v-text-anchor:middle" o:gfxdata="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" filled="f" strokecolor="#e00" strokeweight="1.5pt">
                 <w10:wrap anchorx="margin"/>
               </v:rect>
             </w:pict>
@@ -1960,6 +2071,87 @@
           <w:noProof/>
         </w:rPr>
         <w:lastRenderedPageBreak/>
+        <mc:AlternateContent>
+          <mc:Choice Requires="wps">
+            <w:drawing>
+              <wp:anchor distT="0" distB="0" distL="114300" distR="114300" simplePos="0" relativeHeight="251679744" behindDoc="0" locked="0" layoutInCell="1" allowOverlap="1" wp14:anchorId="57DCBA2E" wp14:editId="28234730">
+                <wp:simplePos x="0" y="0"/>
+                <wp:positionH relativeFrom="margin">
+                  <wp:posOffset>2007870</wp:posOffset>
+                </wp:positionH>
+                <wp:positionV relativeFrom="paragraph">
+                  <wp:posOffset>2853690</wp:posOffset>
+                </wp:positionV>
+                <wp:extent cx="1690255" cy="156210"/>
+                <wp:effectExtent l="0" t="0" r="24765" b="15240"/>
+                <wp:wrapNone/>
+                <wp:docPr id="936573287" name="Rectangle 2"/>
+                <wp:cNvGraphicFramePr/>
+                <a:graphic xmlns:a="http://schemas.openxmlformats.org/drawingml/2006/main">
+                  <a:graphicData uri="http://schemas.microsoft.com/office/word/2010/wordprocessingShape">
+                    <wps:wsp>
+                      <wps:cNvSpPr/>
+                      <wps:spPr>
+                        <a:xfrm>
+                          <a:off x="0" y="0"/>
+                          <a:ext cx="1690255" cy="156210"/>
+                        </a:xfrm>
+                        <a:prstGeom prst="rect">
+                          <a:avLst/>
+                        </a:prstGeom>
+                        <a:noFill/>
+                        <a:ln w="19050">
+                          <a:solidFill>
+                            <a:srgbClr val="EE0000"/>
+                          </a:solidFill>
+                        </a:ln>
+                      </wps:spPr>
+                      <wps:style>
+                        <a:lnRef idx="2">
+                          <a:schemeClr val="accent6"/>
+                        </a:lnRef>
+                        <a:fillRef idx="1">
+                          <a:schemeClr val="lt1"/>
+                        </a:fillRef>
+                        <a:effectRef idx="0">
+                          <a:schemeClr val="accent6"/>
+                        </a:effectRef>
+                        <a:fontRef idx="minor">
+                          <a:schemeClr val="dk1"/>
+                        </a:fontRef>
+                      </wps:style>
+                      <wps:bodyPr rot="0" spcFirstLastPara="0" vertOverflow="overflow" horzOverflow="overflow" vert="horz" wrap="square" lIns="91440" tIns="45720" rIns="91440" bIns="45720" numCol="1" spcCol="0" rtlCol="0" fromWordArt="0" anchor="ctr" anchorCtr="0" forceAA="0" compatLnSpc="1">
+                        <a:prstTxWarp prst="textNoShape">
+                          <a:avLst/>
+                        </a:prstTxWarp>
+                        <a:noAutofit/>
+                      </wps:bodyPr>
+                    </wps:wsp>
+                  </a:graphicData>
+                </a:graphic>
+                <wp14:sizeRelH relativeFrom="margin">
+                  <wp14:pctWidth>0</wp14:pctWidth>
+                </wp14:sizeRelH>
+                <wp14:sizeRelV relativeFrom="margin">
+                  <wp14:pctHeight>0</wp14:pctHeight>
+                </wp14:sizeRelV>
+              </wp:anchor>
+            </w:drawing>
+          </mc:Choice>
+          <mc:Fallback>
+            <w:pict>
+              <v:rect w14:anchorId="3CBF5E36" id="Rectangle 2" o:spid="_x0000_s1026" style="position:absolute;margin-left:158.1pt;margin-top:224.7pt;width:133.1pt;height:12.3pt;z-index:251679744;visibility:visible;mso-wrap-style:square;mso-width-percent:0;mso-height-percent:0;mso-wrap-distance-left:9pt;mso-wrap-distance-top:0;mso-wrap-distance-right:9pt;mso-wrap-distance-bottom:0;mso-position-horizontal:absolute;mso-position-horizontal-relative:margin;mso-position-vertical:absolute;mso-position-vertical-relative:text;mso-width-percent:0;mso-height-percent:0;mso-width-relative:margin;mso-height-relative:margin;v-text-anchor:middle" o:gfxdata="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" filled="f" strokecolor="#e00" strokeweight="1.5pt">
+                <w10:wrap anchorx="margin"/>
+              </v:rect>
+            </w:pict>
+          </mc:Fallback>
+        </mc:AlternateContent>
+      </w:r>
+      <w:r>
+        <w:rPr>
+          <w:rFonts w:ascii="Times New Roman" w:hAnsi="Times New Roman" w:cs="Times New Roman"/>
+          <w:noProof/>
+        </w:rPr>
         <mc:AlternateContent>
           <mc:Choice Requires="wps">
             <w:drawing>
@@ -2029,7 +2221,7 @@
           </mc:Choice>
           <mc:Fallback>
             <w:pict>
-              <v:rect w14:anchorId="0E521001" id="Rectangle 2" o:spid="_x0000_s1026" style="position:absolute;margin-left:40.8pt;margin-top:478pt;width:220.8pt;height:49.6pt;z-index:251674624;visibility:visible;mso-wrap-style:square;mso-width-percent:0;mso-height-percent:0;mso-wrap-distance-left:9pt;mso-wrap-distance-top:0;mso-wrap-distance-right:9pt;mso-wrap-distance-bottom:0;mso-position-horizontal:absolute;mso-position-horizontal-relative:margin;mso-position-vertical:absolute;mso-position-vertical-relative:text;mso-width-percent:0;mso-height-percent:0;mso-width-relative:margin;mso-height-relative:margin;v-text-anchor:middle" o:gfxdata="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" filled="f" strokecolor="#e00" strokeweight="1.5pt">
+              <v:rect w14:anchorId="34793DB8" id="Rectangle 2" o:spid="_x0000_s1026" style="position:absolute;margin-left:40.8pt;margin-top:478pt;width:220.8pt;height:49.6pt;z-index:251674624;visibility:visible;mso-wrap-style:square;mso-width-percent:0;mso-height-percent:0;mso-wrap-distance-left:9pt;mso-wrap-distance-top:0;mso-wrap-distance-right:9pt;mso-wrap-distance-bottom:0;mso-position-horizontal:absolute;mso-position-horizontal-relative:margin;mso-position-vertical:absolute;mso-position-vertical-relative:text;mso-width-percent:0;mso-height-percent:0;mso-width-relative:margin;mso-height-relative:margin;v-text-anchor:middle" o:gfxdata="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" filled="f" strokecolor="#e00" strokeweight="1.5pt">
                 <w10:wrap anchorx="margin"/>
               </v:rect>
             </w:pict>
@@ -2110,7 +2302,7 @@
           </mc:Choice>
           <mc:Fallback>
             <w:pict>
-              <v:rect w14:anchorId="1CBDFB95" id="Rectangle 2" o:spid="_x0000_s1026" style="position:absolute;margin-left:268pt;margin-top:389.2pt;width:195.6pt;height:27.6pt;z-index:251672576;visibility:visible;mso-wrap-style:square;mso-width-percent:0;mso-height-percent:0;mso-wrap-distance-left:9pt;mso-wrap-distance-top:0;mso-wrap-distance-right:9pt;mso-wrap-distance-bottom:0;mso-position-horizontal:absolute;mso-position-horizontal-relative:margin;mso-position-vertical:absolute;mso-position-vertical-relative:text;mso-width-percent:0;mso-height-percent:0;mso-width-relative:margin;mso-height-relative:margin;v-text-anchor:middle" o:gfxdata="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" filled="f" strokecolor="#e00" strokeweight="1.5pt">
+              <v:rect w14:anchorId="774021C5" id="Rectangle 2" o:spid="_x0000_s1026" style="position:absolute;margin-left:268pt;margin-top:389.2pt;width:195.6pt;height:27.6pt;z-index:251672576;visibility:visible;mso-wrap-style:square;mso-width-percent:0;mso-height-percent:0;mso-wrap-distance-left:9pt;mso-wrap-distance-top:0;mso-wrap-distance-right:9pt;mso-wrap-distance-bottom:0;mso-position-horizontal:absolute;mso-position-horizontal-relative:margin;mso-position-vertical:absolute;mso-position-vertical-relative:text;mso-width-percent:0;mso-height-percent:0;mso-width-relative:margin;mso-height-relative:margin;v-text-anchor:middle" o:gfxdata="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" filled="f" strokecolor="#e00" strokeweight="1.5pt">
                 <w10:wrap anchorx="margin"/>
               </v:rect>
             </w:pict>
@@ -2191,7 +2383,7 @@
           </mc:Choice>
           <mc:Fallback>
             <w:pict>
-              <v:rect w14:anchorId="21111905" id="Rectangle 2" o:spid="_x0000_s1026" style="position:absolute;margin-left:204.4pt;margin-top:122pt;width:44.8pt;height:84.4pt;z-index:251670528;visibility:visible;mso-wrap-style:square;mso-width-percent:0;mso-height-percent:0;mso-wrap-distance-left:9pt;mso-wrap-distance-top:0;mso-wrap-distance-right:9pt;mso-wrap-distance-bottom:0;mso-position-horizontal:absolute;mso-position-horizontal-relative:margin;mso-position-vertical:absolute;mso-position-vertical-relative:text;mso-width-percent:0;mso-height-percent:0;mso-width-relative:margin;mso-height-relative:margin;v-text-anchor:middle" o:gfxdata="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" filled="f" strokecolor="#e00" strokeweight="1.5pt">
+              <v:rect w14:anchorId="7F61FB5A" id="Rectangle 2" o:spid="_x0000_s1026" style="position:absolute;margin-left:204.4pt;margin-top:122pt;width:44.8pt;height:84.4pt;z-index:251670528;visibility:visible;mso-wrap-style:square;mso-width-percent:0;mso-height-percent:0;mso-wrap-distance-left:9pt;mso-wrap-distance-top:0;mso-wrap-distance-right:9pt;mso-wrap-distance-bottom:0;mso-position-horizontal:absolute;mso-position-horizontal-relative:margin;mso-position-vertical:absolute;mso-position-vertical-relative:text;mso-width-percent:0;mso-height-percent:0;mso-width-relative:margin;mso-height-relative:margin;v-text-anchor:middle" o:gfxdata="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" filled="f" strokecolor="#e00" strokeweight="1.5pt">
                 <w10:wrap anchorx="margin"/>
               </v:rect>
             </w:pict>
@@ -2329,6 +2521,224 @@
           <w:rFonts w:ascii="Times New Roman" w:hAnsi="Times New Roman" w:cs="Times New Roman"/>
         </w:rPr>
       </w:pPr>
+      <w:r>
+        <w:rPr>
+          <w:rFonts w:ascii="Times New Roman" w:hAnsi="Times New Roman" w:cs="Times New Roman"/>
+        </w:rPr>
+        <w:br w:type="page"/>
+      </w:r>
+    </w:p>
+    <w:p>
+      <w:pPr>
+        <w:pStyle w:val="ListParagraph"/>
+        <w:numPr>
+          <w:ilvl w:val="0"/>
+          <w:numId w:val="8"/>
+        </w:numPr>
+        <w:rPr>
+          <w:rFonts w:ascii="Times New Roman" w:hAnsi="Times New Roman" w:cs="Times New Roman"/>
+        </w:rPr>
+      </w:pPr>
+      <w:r>
+        <w:rPr>
+          <w:rFonts w:ascii="Times New Roman" w:hAnsi="Times New Roman" w:cs="Times New Roman"/>
+          <w:noProof/>
+        </w:rPr>
+        <w:lastRenderedPageBreak/>
+        <mc:AlternateContent>
+          <mc:Choice Requires="wps">
+            <w:drawing>
+              <wp:anchor distT="0" distB="0" distL="114300" distR="114300" simplePos="0" relativeHeight="251681792" behindDoc="0" locked="0" layoutInCell="1" allowOverlap="1" wp14:anchorId="77D24EB6" wp14:editId="250791C5">
+                <wp:simplePos x="0" y="0"/>
+                <wp:positionH relativeFrom="margin">
+                  <wp:posOffset>3720353</wp:posOffset>
+                </wp:positionH>
+                <wp:positionV relativeFrom="paragraph">
+                  <wp:posOffset>2734235</wp:posOffset>
+                </wp:positionV>
+                <wp:extent cx="717139" cy="190500"/>
+                <wp:effectExtent l="0" t="0" r="26035" b="19050"/>
+                <wp:wrapNone/>
+                <wp:docPr id="1842517406" name="Rectangle 2"/>
+                <wp:cNvGraphicFramePr/>
+                <a:graphic xmlns:a="http://schemas.openxmlformats.org/drawingml/2006/main">
+                  <a:graphicData uri="http://schemas.microsoft.com/office/word/2010/wordprocessingShape">
+                    <wps:wsp>
+                      <wps:cNvSpPr/>
+                      <wps:spPr>
+                        <a:xfrm>
+                          <a:off x="0" y="0"/>
+                          <a:ext cx="717139" cy="190500"/>
+                        </a:xfrm>
+                        <a:prstGeom prst="rect">
+                          <a:avLst/>
+                        </a:prstGeom>
+                        <a:noFill/>
+                        <a:ln w="19050">
+                          <a:solidFill>
+                            <a:srgbClr val="EE0000"/>
+                          </a:solidFill>
+                        </a:ln>
+                      </wps:spPr>
+                      <wps:style>
+                        <a:lnRef idx="2">
+                          <a:schemeClr val="accent6"/>
+                        </a:lnRef>
+                        <a:fillRef idx="1">
+                          <a:schemeClr val="lt1"/>
+                        </a:fillRef>
+                        <a:effectRef idx="0">
+                          <a:schemeClr val="accent6"/>
+                        </a:effectRef>
+                        <a:fontRef idx="minor">
+                          <a:schemeClr val="dk1"/>
+                        </a:fontRef>
+                      </wps:style>
+                      <wps:bodyPr rot="0" spcFirstLastPara="0" vertOverflow="overflow" horzOverflow="overflow" vert="horz" wrap="square" lIns="91440" tIns="45720" rIns="91440" bIns="45720" numCol="1" spcCol="0" rtlCol="0" fromWordArt="0" anchor="ctr" anchorCtr="0" forceAA="0" compatLnSpc="1">
+                        <a:prstTxWarp prst="textNoShape">
+                          <a:avLst/>
+                        </a:prstTxWarp>
+                        <a:noAutofit/>
+                      </wps:bodyPr>
+                    </wps:wsp>
+                  </a:graphicData>
+                </a:graphic>
+                <wp14:sizeRelH relativeFrom="margin">
+                  <wp14:pctWidth>0</wp14:pctWidth>
+                </wp14:sizeRelH>
+                <wp14:sizeRelV relativeFrom="margin">
+                  <wp14:pctHeight>0</wp14:pctHeight>
+                </wp14:sizeRelV>
+              </wp:anchor>
+            </w:drawing>
+          </mc:Choice>
+          <mc:Fallback>
+            <w:pict>
+              <v:rect w14:anchorId="1B788F8A" id="Rectangle 2" o:spid="_x0000_s1026" style="position:absolute;margin-left:292.95pt;margin-top:215.3pt;width:56.45pt;height:15pt;z-index:251681792;visibility:visible;mso-wrap-style:square;mso-width-percent:0;mso-height-percent:0;mso-wrap-distance-left:9pt;mso-wrap-distance-top:0;mso-wrap-distance-right:9pt;mso-wrap-distance-bottom:0;mso-position-horizontal:absolute;mso-position-horizontal-relative:margin;mso-position-vertical:absolute;mso-position-vertical-relative:text;mso-width-percent:0;mso-height-percent:0;mso-width-relative:margin;mso-height-relative:margin;v-text-anchor:middle" o:gfxdata="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" filled="f" strokecolor="#e00" strokeweight="1.5pt">
+                <w10:wrap anchorx="margin"/>
+              </v:rect>
+            </w:pict>
+          </mc:Fallback>
+        </mc:AlternateContent>
+      </w:r>
+      <w:r>
+        <w:rPr>
+          <w:rFonts w:ascii="Times New Roman" w:hAnsi="Times New Roman" w:cs="Times New Roman"/>
+        </w:rPr>
+        <w:t>Downloading Result as Compressed PNG Files</w:t>
+      </w:r>
+      <w:r>
+        <w:rPr>
+          <w:rFonts w:ascii="Times New Roman" w:hAnsi="Times New Roman" w:cs="Times New Roman"/>
+        </w:rPr>
+        <w:br/>
+      </w:r>
+      <w:r>
+        <w:rPr>
+          <w:rFonts w:ascii="Times New Roman" w:hAnsi="Times New Roman" w:cs="Times New Roman"/>
+        </w:rPr>
+        <w:drawing>
+          <wp:inline distT="0" distB="0" distL="0" distR="0" wp14:anchorId="116AD7FE" wp14:editId="464A9397">
+            <wp:extent cx="5731510" cy="7207885"/>
+            <wp:effectExtent l="0" t="0" r="2540" b="0"/>
+            <wp:docPr id="736314250" name="Picture 1"/>
+            <wp:cNvGraphicFramePr>
+              <a:graphicFrameLocks xmlns:a="http://schemas.openxmlformats.org/drawingml/2006/main" noChangeAspect="1"/>
+            </wp:cNvGraphicFramePr>
+            <a:graphic xmlns:a="http://schemas.openxmlformats.org/drawingml/2006/main">
+              <a:graphicData uri="http://schemas.openxmlformats.org/drawingml/2006/picture">
+                <pic:pic xmlns:pic="http://schemas.openxmlformats.org/drawingml/2006/picture">
+                  <pic:nvPicPr>
+                    <pic:cNvPr id="736314250" name=""/>
+                    <pic:cNvPicPr/>
+                  </pic:nvPicPr>
+                  <pic:blipFill>
+                    <a:blip r:embed="rId11"/>
+                    <a:stretch>
+                      <a:fillRect/>
+                    </a:stretch>
+                  </pic:blipFill>
+                  <pic:spPr>
+                    <a:xfrm>
+                      <a:off x="0" y="0"/>
+                      <a:ext cx="5731510" cy="7207885"/>
+                    </a:xfrm>
+                    <a:prstGeom prst="rect">
+                      <a:avLst/>
+                    </a:prstGeom>
+                  </pic:spPr>
+                </pic:pic>
+              </a:graphicData>
+            </a:graphic>
+          </wp:inline>
+        </w:drawing>
+      </w:r>
+      <w:r>
+        <w:rPr>
+          <w:rFonts w:ascii="Times New Roman" w:hAnsi="Times New Roman" w:cs="Times New Roman"/>
+        </w:rPr>
+        <w:br/>
+      </w:r>
+      <w:r>
+        <w:rPr>
+          <w:rFonts w:ascii="Times New Roman" w:hAnsi="Times New Roman" w:cs="Times New Roman"/>
+        </w:rPr>
+        <w:t xml:space="preserve">While the simulation is running or after it has finished, you can download the classification results by clicking the red square button. This will generate a ZIP file containing batches of PNG files named </w:t>
+      </w:r>
+      <w:r>
+        <w:rPr>
+          <w:rFonts w:ascii="Times New Roman" w:hAnsi="Times New Roman" w:cs="Times New Roman"/>
+        </w:rPr>
+        <w:t>“</w:t>
+      </w:r>
+      <w:r>
+        <w:rPr>
+          <w:rFonts w:ascii="Times New Roman" w:hAnsi="Times New Roman" w:cs="Times New Roman"/>
+        </w:rPr>
+        <w:t>ecg_batch_x_[datetime].png,</w:t>
+      </w:r>
+      <w:r>
+        <w:rPr>
+          <w:rFonts w:ascii="Times New Roman" w:hAnsi="Times New Roman" w:cs="Times New Roman"/>
+        </w:rPr>
+        <w:t>”</w:t>
+      </w:r>
+      <w:r>
+        <w:rPr>
+          <w:rFonts w:ascii="Times New Roman" w:hAnsi="Times New Roman" w:cs="Times New Roman"/>
+        </w:rPr>
+        <w:t xml:space="preserve"> where x indicates the batch number, increasing from 1 to the current point in time. You will then be prompted to choose a directory to save the ZIP file</w:t>
+      </w:r>
+      <w:r>
+        <w:rPr>
+          <w:rFonts w:ascii="Times New Roman" w:hAnsi="Times New Roman" w:cs="Times New Roman"/>
+        </w:rPr>
+        <w:t xml:space="preserve"> then </w:t>
+      </w:r>
+      <w:r>
+        <w:rPr>
+          <w:rFonts w:ascii="Times New Roman" w:hAnsi="Times New Roman" w:cs="Times New Roman"/>
+        </w:rPr>
+        <w:t>select a directory, preferably empty</w:t>
+      </w:r>
+      <w:r>
+        <w:rPr>
+          <w:rFonts w:ascii="Times New Roman" w:hAnsi="Times New Roman" w:cs="Times New Roman"/>
+        </w:rPr>
+        <w:t xml:space="preserve"> directory</w:t>
+      </w:r>
+      <w:r>
+        <w:rPr>
+          <w:rFonts w:ascii="Times New Roman" w:hAnsi="Times New Roman" w:cs="Times New Roman"/>
+        </w:rPr>
+        <w:t>. After unzipping, the PNG files can be further analyzed or archived. Note that exporting long monitoring sessions may take more time on older devices</w:t>
+      </w:r>
+      <w:r>
+        <w:rPr>
+          <w:rFonts w:ascii="Times New Roman" w:hAnsi="Times New Roman" w:cs="Times New Roman"/>
+        </w:rPr>
+        <w:t>.</w:t>
+      </w:r>
     </w:p>
     <w:sectPr>
       <w:pgSz w:w="11906" w:h="16838"/>

--- a/docs/User_Guide.docx
+++ b/docs/User_Guide.docx
@@ -17,11 +17,19 @@
           <w:rFonts w:ascii="Times New Roman" w:hAnsi="Times New Roman" w:cs="Times New Roman"/>
         </w:rPr>
       </w:pPr>
-      <w:r>
-        <w:rPr>
-          <w:rFonts w:ascii="Times New Roman" w:hAnsi="Times New Roman" w:cs="Times New Roman"/>
-        </w:rPr>
-        <w:t>CardioMonitor WebApp</w:t>
+      <w:proofErr w:type="spellStart"/>
+      <w:r>
+        <w:rPr>
+          <w:rFonts w:ascii="Times New Roman" w:hAnsi="Times New Roman" w:cs="Times New Roman"/>
+        </w:rPr>
+        <w:t>CardioMonitor</w:t>
+      </w:r>
+      <w:proofErr w:type="spellEnd"/>
+      <w:r>
+        <w:rPr>
+          <w:rFonts w:ascii="Times New Roman" w:hAnsi="Times New Roman" w:cs="Times New Roman"/>
+        </w:rPr>
+        <w:t xml:space="preserve"> WebApp</w:t>
       </w:r>
     </w:p>
     <w:p>
@@ -35,13 +43,7 @@
         <w:rPr>
           <w:rFonts w:ascii="Times New Roman" w:hAnsi="Times New Roman" w:cs="Times New Roman"/>
         </w:rPr>
-        <w:t xml:space="preserve">By: Petra Michael and </w:t>
-      </w:r>
-      <w:r>
-        <w:rPr>
-          <w:rFonts w:ascii="Times New Roman" w:hAnsi="Times New Roman" w:cs="Times New Roman"/>
-        </w:rPr>
-        <w:t>Abdiel Ivan Rivandi</w:t>
+        <w:t>By: Petra Michael and Abdiel Ivan Rivandi</w:t>
       </w:r>
     </w:p>
     <w:p>
@@ -338,49 +340,7 @@
           <w:rFonts w:ascii="Times New Roman" w:hAnsi="Times New Roman" w:cs="Times New Roman"/>
           <w:lang w:val="en-ID"/>
         </w:rPr>
-        <w:t>Google Chrome 120+</w:t>
-      </w:r>
-      <w:r>
-        <w:rPr>
-          <w:rFonts w:ascii="Times New Roman" w:hAnsi="Times New Roman" w:cs="Times New Roman"/>
-          <w:lang w:val="en-ID"/>
-        </w:rPr>
-        <w:t xml:space="preserve"> / </w:t>
-      </w:r>
-      <w:r>
-        <w:rPr>
-          <w:rFonts w:ascii="Times New Roman" w:hAnsi="Times New Roman" w:cs="Times New Roman"/>
-          <w:lang w:val="en-ID"/>
-        </w:rPr>
-        <w:t>Mozilla Firefox 120+</w:t>
-      </w:r>
-      <w:r>
-        <w:rPr>
-          <w:rFonts w:ascii="Times New Roman" w:hAnsi="Times New Roman" w:cs="Times New Roman"/>
-          <w:lang w:val="en-ID"/>
-        </w:rPr>
-        <w:t xml:space="preserve"> / </w:t>
-      </w:r>
-      <w:r>
-        <w:rPr>
-          <w:rFonts w:ascii="Times New Roman" w:hAnsi="Times New Roman" w:cs="Times New Roman"/>
-          <w:lang w:val="en-ID"/>
-        </w:rPr>
-        <w:t>Microsoft Edge 120+ </w:t>
-      </w:r>
-      <w:r>
-        <w:rPr>
-          <w:rFonts w:ascii="Times New Roman" w:hAnsi="Times New Roman" w:cs="Times New Roman"/>
-          <w:lang w:val="en-ID"/>
-        </w:rPr>
-        <w:t xml:space="preserve">/ </w:t>
-      </w:r>
-      <w:r>
-        <w:rPr>
-          <w:rFonts w:ascii="Times New Roman" w:hAnsi="Times New Roman" w:cs="Times New Roman"/>
-          <w:lang w:val="en-ID"/>
-        </w:rPr>
-        <w:t>Safari 17+</w:t>
+        <w:t>Google Chrome 120+ / Mozilla Firefox 120+ / Microsoft Edge 120+ / Safari 17+</w:t>
       </w:r>
     </w:p>
     <w:p>
@@ -534,7 +494,15 @@
         <w:t xml:space="preserve"> </w:t>
       </w:r>
       <w:r>
-        <w:t xml:space="preserve">by opening the link, then clikcing the green </w:t>
+        <w:t xml:space="preserve">by opening the link, then </w:t>
+      </w:r>
+      <w:proofErr w:type="spellStart"/>
+      <w:r>
+        <w:t>clikcing</w:t>
+      </w:r>
+      <w:proofErr w:type="spellEnd"/>
+      <w:r>
+        <w:t xml:space="preserve"> the green </w:t>
       </w:r>
       <w:r>
         <w:t>“</w:t>
@@ -546,7 +514,15 @@
         <w:t>”</w:t>
       </w:r>
       <w:r>
-        <w:t xml:space="preserve"> button in the middle of the screenm then  click </w:t>
+        <w:t xml:space="preserve"> button in the middle of the </w:t>
+      </w:r>
+      <w:proofErr w:type="spellStart"/>
+      <w:r>
+        <w:t>screenm</w:t>
+      </w:r>
+      <w:proofErr w:type="spellEnd"/>
+      <w:r>
+        <w:t xml:space="preserve"> then  click </w:t>
       </w:r>
       <w:r>
         <w:t>“</w:t>
@@ -851,6 +827,9 @@
         <w:jc w:val="center"/>
       </w:pPr>
       <w:r>
+        <w:rPr>
+          <w:noProof/>
+        </w:rPr>
         <w:drawing>
           <wp:inline distT="0" distB="0" distL="0" distR="0" wp14:anchorId="3B415055" wp14:editId="686E90A7">
             <wp:extent cx="4176284" cy="4224867"/>
@@ -1308,6 +1287,7 @@
       <w:r>
         <w:rPr>
           <w:rFonts w:ascii="Times New Roman" w:hAnsi="Times New Roman" w:cs="Times New Roman"/>
+          <w:noProof/>
         </w:rPr>
         <w:drawing>
           <wp:anchor distT="0" distB="0" distL="114300" distR="114300" simplePos="0" relativeHeight="251665408" behindDoc="0" locked="0" layoutInCell="1" allowOverlap="1" wp14:anchorId="26FD2FEE" wp14:editId="2896EF6B">
@@ -1368,6 +1348,7 @@
       <w:r>
         <w:rPr>
           <w:rFonts w:ascii="Times New Roman" w:hAnsi="Times New Roman" w:cs="Times New Roman"/>
+          <w:noProof/>
         </w:rPr>
         <w:drawing>
           <wp:anchor distT="0" distB="0" distL="114300" distR="114300" simplePos="0" relativeHeight="251664384" behindDoc="0" locked="0" layoutInCell="1" allowOverlap="1" wp14:anchorId="18EF4638" wp14:editId="29FC1E82">
@@ -1787,6 +1768,7 @@
       <w:r>
         <w:rPr>
           <w:rFonts w:ascii="Times New Roman" w:hAnsi="Times New Roman" w:cs="Times New Roman"/>
+          <w:noProof/>
         </w:rPr>
         <w:drawing>
           <wp:inline distT="0" distB="0" distL="0" distR="0" wp14:anchorId="44D2D549" wp14:editId="7E8F227E">
@@ -1996,6 +1978,7 @@
       <w:r>
         <w:rPr>
           <w:rFonts w:ascii="Times New Roman" w:hAnsi="Times New Roman" w:cs="Times New Roman"/>
+          <w:noProof/>
         </w:rPr>
         <w:drawing>
           <wp:inline distT="0" distB="0" distL="0" distR="0" wp14:anchorId="4D8CE571" wp14:editId="1D920C9D">
@@ -2411,6 +2394,7 @@
       <w:r>
         <w:rPr>
           <w:rFonts w:ascii="Times New Roman" w:hAnsi="Times New Roman" w:cs="Times New Roman"/>
+          <w:noProof/>
         </w:rPr>
         <w:drawing>
           <wp:inline distT="0" distB="0" distL="0" distR="0" wp14:anchorId="2516C527" wp14:editId="5B32836C">
@@ -2636,6 +2620,7 @@
       <w:r>
         <w:rPr>
           <w:rFonts w:ascii="Times New Roman" w:hAnsi="Times New Roman" w:cs="Times New Roman"/>
+          <w:noProof/>
         </w:rPr>
         <w:drawing>
           <wp:inline distT="0" distB="0" distL="0" distR="0" wp14:anchorId="116AD7FE" wp14:editId="464A9397">
@@ -2691,11 +2676,33 @@
         </w:rPr>
         <w:t>“</w:t>
       </w:r>
-      <w:r>
-        <w:rPr>
-          <w:rFonts w:ascii="Times New Roman" w:hAnsi="Times New Roman" w:cs="Times New Roman"/>
-        </w:rPr>
-        <w:t>ecg_batch_x_[datetime].png,</w:t>
+      <w:proofErr w:type="spellStart"/>
+      <w:r>
+        <w:rPr>
+          <w:rFonts w:ascii="Times New Roman" w:hAnsi="Times New Roman" w:cs="Times New Roman"/>
+        </w:rPr>
+        <w:t>ecg_batch_x</w:t>
+      </w:r>
+      <w:proofErr w:type="spellEnd"/>
+      <w:r>
+        <w:rPr>
+          <w:rFonts w:ascii="Times New Roman" w:hAnsi="Times New Roman" w:cs="Times New Roman"/>
+        </w:rPr>
+        <w:t>_[datetime].</w:t>
+      </w:r>
+      <w:proofErr w:type="spellStart"/>
+      <w:r>
+        <w:rPr>
+          <w:rFonts w:ascii="Times New Roman" w:hAnsi="Times New Roman" w:cs="Times New Roman"/>
+        </w:rPr>
+        <w:t>png</w:t>
+      </w:r>
+      <w:proofErr w:type="spellEnd"/>
+      <w:r>
+        <w:rPr>
+          <w:rFonts w:ascii="Times New Roman" w:hAnsi="Times New Roman" w:cs="Times New Roman"/>
+        </w:rPr>
+        <w:t>,</w:t>
       </w:r>
       <w:r>
         <w:rPr>
@@ -4279,6 +4286,7 @@
   <w:style w:type="character" w:default="1" w:styleId="DefaultParagraphFont">
     <w:name w:val="Default Paragraph Font"/>
     <w:uiPriority w:val="1"/>
+    <w:semiHidden/>
     <w:unhideWhenUsed/>
   </w:style>
   <w:style w:type="table" w:default="1" w:styleId="TableNormal">

--- a/docs/User_Guide.docx
+++ b/docs/User_Guide.docx
@@ -5,6 +5,7 @@
     <w:p>
       <w:pPr>
         <w:pStyle w:val="Title"/>
+        <w:spacing w:line="360" w:lineRule="auto"/>
       </w:pPr>
       <w:r>
         <w:t>User Guide</w:t>
@@ -12,6 +13,7 @@
     </w:p>
     <w:p>
       <w:pPr>
+        <w:spacing w:line="360" w:lineRule="auto"/>
         <w:jc w:val="center"/>
         <w:rPr>
           <w:rFonts w:ascii="Times New Roman" w:hAnsi="Times New Roman" w:cs="Times New Roman"/>
@@ -34,6 +36,7 @@
     </w:p>
     <w:p>
       <w:pPr>
+        <w:spacing w:line="360" w:lineRule="auto"/>
         <w:jc w:val="center"/>
         <w:rPr>
           <w:rFonts w:ascii="Times New Roman" w:hAnsi="Times New Roman" w:cs="Times New Roman"/>
@@ -49,6 +52,8 @@
     <w:p>
       <w:pPr>
         <w:pStyle w:val="Heading1"/>
+        <w:spacing w:line="360" w:lineRule="auto"/>
+        <w:jc w:val="both"/>
       </w:pPr>
       <w:r>
         <w:t>System Requirements</w:t>
@@ -57,6 +62,8 @@
     <w:p>
       <w:pPr>
         <w:pStyle w:val="Heading2"/>
+        <w:spacing w:line="360" w:lineRule="auto"/>
+        <w:jc w:val="both"/>
       </w:pPr>
       <w:r>
         <w:t>Hardware</w:t>
@@ -69,6 +76,8 @@
           <w:ilvl w:val="1"/>
           <w:numId w:val="1"/>
         </w:numPr>
+        <w:spacing w:line="360" w:lineRule="auto"/>
+        <w:jc w:val="both"/>
         <w:rPr>
           <w:rFonts w:ascii="Times New Roman" w:hAnsi="Times New Roman" w:cs="Times New Roman"/>
           <w:lang w:val="en-ID"/>
@@ -103,6 +112,8 @@
           <w:ilvl w:val="1"/>
           <w:numId w:val="1"/>
         </w:numPr>
+        <w:spacing w:line="360" w:lineRule="auto"/>
+        <w:jc w:val="both"/>
         <w:rPr>
           <w:rFonts w:ascii="Times New Roman" w:hAnsi="Times New Roman" w:cs="Times New Roman"/>
           <w:lang w:val="en-ID"/>
@@ -142,6 +153,8 @@
           <w:ilvl w:val="1"/>
           <w:numId w:val="1"/>
         </w:numPr>
+        <w:spacing w:line="360" w:lineRule="auto"/>
+        <w:jc w:val="both"/>
         <w:rPr>
           <w:rFonts w:ascii="Times New Roman" w:hAnsi="Times New Roman" w:cs="Times New Roman"/>
           <w:lang w:val="en-ID"/>
@@ -188,6 +201,8 @@
           <w:ilvl w:val="1"/>
           <w:numId w:val="1"/>
         </w:numPr>
+        <w:spacing w:line="360" w:lineRule="auto"/>
+        <w:jc w:val="both"/>
         <w:rPr>
           <w:rFonts w:ascii="Times New Roman" w:hAnsi="Times New Roman" w:cs="Times New Roman"/>
           <w:lang w:val="en-ID"/>
@@ -215,6 +230,8 @@
           <w:ilvl w:val="1"/>
           <w:numId w:val="1"/>
         </w:numPr>
+        <w:spacing w:line="360" w:lineRule="auto"/>
+        <w:jc w:val="both"/>
         <w:rPr>
           <w:rFonts w:ascii="Times New Roman" w:hAnsi="Times New Roman" w:cs="Times New Roman"/>
           <w:lang w:val="en-ID"/>
@@ -252,6 +269,8 @@
     <w:p>
       <w:pPr>
         <w:pStyle w:val="Heading2"/>
+        <w:spacing w:line="360" w:lineRule="auto"/>
+        <w:jc w:val="both"/>
       </w:pPr>
       <w:r>
         <w:t>Software</w:t>
@@ -264,6 +283,8 @@
           <w:ilvl w:val="1"/>
           <w:numId w:val="1"/>
         </w:numPr>
+        <w:spacing w:line="360" w:lineRule="auto"/>
+        <w:jc w:val="both"/>
         <w:rPr>
           <w:rFonts w:ascii="Times New Roman" w:hAnsi="Times New Roman" w:cs="Times New Roman"/>
         </w:rPr>
@@ -282,6 +303,8 @@
           <w:ilvl w:val="1"/>
           <w:numId w:val="1"/>
         </w:numPr>
+        <w:spacing w:line="360" w:lineRule="auto"/>
+        <w:jc w:val="both"/>
         <w:rPr>
           <w:rFonts w:ascii="Times New Roman" w:hAnsi="Times New Roman" w:cs="Times New Roman"/>
         </w:rPr>
@@ -324,6 +347,8 @@
           <w:ilvl w:val="1"/>
           <w:numId w:val="1"/>
         </w:numPr>
+        <w:spacing w:line="360" w:lineRule="auto"/>
+        <w:jc w:val="both"/>
         <w:rPr>
           <w:rFonts w:ascii="Times New Roman" w:hAnsi="Times New Roman" w:cs="Times New Roman"/>
           <w:lang w:val="en-ID"/>
@@ -345,18 +370,24 @@
     </w:p>
     <w:p>
       <w:pPr>
-        <w:pStyle w:val="ListParagraph"/>
-        <w:ind w:left="1440"/>
-        <w:rPr>
-          <w:rFonts w:ascii="Times New Roman" w:hAnsi="Times New Roman" w:cs="Times New Roman"/>
-        </w:rPr>
-      </w:pPr>
+        <w:rPr>
+          <w:rFonts w:ascii="Times New Roman" w:eastAsiaTheme="majorEastAsia" w:hAnsi="Times New Roman" w:cs="Times New Roman"/>
+          <w:sz w:val="40"/>
+          <w:szCs w:val="40"/>
+        </w:rPr>
+      </w:pPr>
+      <w:r>
+        <w:br w:type="page"/>
+      </w:r>
     </w:p>
     <w:p>
       <w:pPr>
         <w:pStyle w:val="Heading1"/>
-      </w:pPr>
-      <w:r>
+        <w:spacing w:line="360" w:lineRule="auto"/>
+        <w:jc w:val="both"/>
+      </w:pPr>
+      <w:r>
+        <w:lastRenderedPageBreak/>
         <w:t xml:space="preserve">Installation </w:t>
       </w:r>
       <w:r>
@@ -369,6 +400,8 @@
     <w:p>
       <w:pPr>
         <w:pStyle w:val="Heading3"/>
+        <w:spacing w:line="360" w:lineRule="auto"/>
+        <w:jc w:val="both"/>
       </w:pPr>
       <w:r>
         <w:rPr>
@@ -377,13 +410,13 @@
         <mc:AlternateContent>
           <mc:Choice Requires="wps">
             <w:drawing>
-              <wp:anchor distT="0" distB="0" distL="114300" distR="114300" simplePos="0" relativeHeight="251663360" behindDoc="0" locked="0" layoutInCell="1" allowOverlap="1" wp14:anchorId="091ED95A" wp14:editId="4BA5A012">
+              <wp:anchor distT="0" distB="0" distL="114300" distR="114300" simplePos="0" relativeHeight="251658240" behindDoc="0" locked="0" layoutInCell="1" allowOverlap="1" wp14:anchorId="091ED95A" wp14:editId="0E8C7E15">
                 <wp:simplePos x="0" y="0"/>
                 <wp:positionH relativeFrom="margin">
-                  <wp:align>center</wp:align>
+                  <wp:posOffset>319553</wp:posOffset>
                 </wp:positionH>
                 <wp:positionV relativeFrom="paragraph">
-                  <wp:posOffset>775970</wp:posOffset>
+                  <wp:posOffset>804068</wp:posOffset>
                 </wp:positionV>
                 <wp:extent cx="4869180" cy="274320"/>
                 <wp:effectExtent l="0" t="0" r="26670" b="11430"/>
@@ -452,7 +485,7 @@
                 <v:stroke joinstyle="miter"/>
                 <v:path gradientshapeok="t" o:connecttype="rect"/>
               </v:shapetype>
-              <v:shape id="Text Box 1" o:spid="_x0000_s1026" type="#_x0000_t202" style="position:absolute;left:0;text-align:left;margin-left:0;margin-top:61.1pt;width:383.4pt;height:21.6pt;z-index:251663360;visibility:visible;mso-wrap-style:square;mso-width-percent:0;mso-height-percent:0;mso-wrap-distance-left:9pt;mso-wrap-distance-top:0;mso-wrap-distance-right:9pt;mso-wrap-distance-bottom:0;mso-position-horizontal:center;mso-position-horizontal-relative:margin;mso-position-vertical:absolute;mso-position-vertical-relative:text;mso-width-percent:0;mso-height-percent:0;mso-width-relative:margin;mso-height-relative:margin;v-text-anchor:top" o:gfxdata="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" fillcolor="white [3201]" strokeweight=".5pt">
+              <v:shape id="Text Box 1" o:spid="_x0000_s1026" type="#_x0000_t202" style="position:absolute;left:0;text-align:left;margin-left:25.15pt;margin-top:63.3pt;width:383.4pt;height:21.6pt;z-index:251658240;visibility:visible;mso-wrap-style:square;mso-width-percent:0;mso-height-percent:0;mso-wrap-distance-left:9pt;mso-wrap-distance-top:0;mso-wrap-distance-right:9pt;mso-wrap-distance-bottom:0;mso-position-horizontal:absolute;mso-position-horizontal-relative:margin;mso-position-vertical:absolute;mso-position-vertical-relative:text;mso-width-percent:0;mso-height-percent:0;mso-width-relative:margin;mso-height-relative:margin;v-text-anchor:top" o:gfxdata="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" fillcolor="white [3201]" strokeweight=".5pt">
                 <v:textbox>
                   <w:txbxContent>
                     <w:p>
@@ -549,6 +582,8 @@
     <w:p>
       <w:pPr>
         <w:pStyle w:val="Heading3"/>
+        <w:spacing w:line="360" w:lineRule="auto"/>
+        <w:jc w:val="both"/>
       </w:pPr>
       <w:r>
         <w:t>Make sure Docker is installed and available via CLI at the given directory</w:t>
@@ -560,6 +595,8 @@
     <w:p>
       <w:pPr>
         <w:pStyle w:val="Heading3"/>
+        <w:spacing w:line="360" w:lineRule="auto"/>
+        <w:jc w:val="both"/>
       </w:pPr>
       <w:r>
         <w:rPr>
@@ -568,7 +605,7 @@
         <mc:AlternateContent>
           <mc:Choice Requires="wps">
             <w:drawing>
-              <wp:anchor distT="0" distB="0" distL="114300" distR="114300" simplePos="0" relativeHeight="251659264" behindDoc="0" locked="0" layoutInCell="1" allowOverlap="1" wp14:anchorId="66825785" wp14:editId="36E12654">
+              <wp:anchor distT="0" distB="0" distL="114300" distR="114300" simplePos="0" relativeHeight="251654144" behindDoc="0" locked="0" layoutInCell="1" allowOverlap="1" wp14:anchorId="66825785" wp14:editId="773B93D7">
                 <wp:simplePos x="0" y="0"/>
                 <wp:positionH relativeFrom="column">
                   <wp:posOffset>373380</wp:posOffset>
@@ -633,7 +670,7 @@
           </mc:Choice>
           <mc:Fallback>
             <w:pict>
-              <v:shape w14:anchorId="66825785" id="_x0000_s1027" type="#_x0000_t202" style="position:absolute;left:0;text-align:left;margin-left:29.4pt;margin-top:19.75pt;width:4in;height:21pt;z-index:251659264;visibility:visible;mso-wrap-style:square;mso-wrap-distance-left:9pt;mso-wrap-distance-top:0;mso-wrap-distance-right:9pt;mso-wrap-distance-bottom:0;mso-position-horizontal:absolute;mso-position-horizontal-relative:text;mso-position-vertical:absolute;mso-position-vertical-relative:text;v-text-anchor:top" o:gfxdata="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" fillcolor="white [3201]" strokeweight=".5pt">
+              <v:shape w14:anchorId="66825785" id="_x0000_s1027" type="#_x0000_t202" style="position:absolute;left:0;text-align:left;margin-left:29.4pt;margin-top:19.75pt;width:4in;height:21pt;z-index:251654144;visibility:visible;mso-wrap-style:square;mso-wrap-distance-left:9pt;mso-wrap-distance-top:0;mso-wrap-distance-right:9pt;mso-wrap-distance-bottom:0;mso-position-horizontal:absolute;mso-position-horizontal-relative:text;mso-position-vertical:absolute;mso-position-vertical-relative:text;v-text-anchor:top" o:gfxdata="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" fillcolor="white [3201]" strokeweight=".5pt">
                 <v:textbox>
                   <w:txbxContent>
                     <w:p>
@@ -660,10 +697,17 @@
         <w:t>Build and start the webapp using the given command:</w:t>
       </w:r>
     </w:p>
-    <w:p/>
     <w:p>
       <w:pPr>
+        <w:spacing w:line="360" w:lineRule="auto"/>
+        <w:jc w:val="both"/>
+      </w:pPr>
+    </w:p>
+    <w:p>
+      <w:pPr>
         <w:pStyle w:val="Heading3"/>
+        <w:spacing w:line="360" w:lineRule="auto"/>
+        <w:jc w:val="both"/>
       </w:pPr>
       <w:r>
         <w:rPr>
@@ -672,7 +716,7 @@
         <mc:AlternateContent>
           <mc:Choice Requires="wps">
             <w:drawing>
-              <wp:anchor distT="0" distB="0" distL="114300" distR="114300" simplePos="0" relativeHeight="251661312" behindDoc="0" locked="0" layoutInCell="1" allowOverlap="1" wp14:anchorId="118DBE3B" wp14:editId="05EC97B7">
+              <wp:anchor distT="0" distB="0" distL="114300" distR="114300" simplePos="0" relativeHeight="251656192" behindDoc="0" locked="0" layoutInCell="1" allowOverlap="1" wp14:anchorId="118DBE3B" wp14:editId="43A3A23B">
                 <wp:simplePos x="0" y="0"/>
                 <wp:positionH relativeFrom="column">
                   <wp:posOffset>373380</wp:posOffset>
@@ -746,7 +790,7 @@
           </mc:Choice>
           <mc:Fallback>
             <w:pict>
-              <v:shape w14:anchorId="118DBE3B" id="_x0000_s1028" type="#_x0000_t202" style="position:absolute;left:0;text-align:left;margin-left:29.4pt;margin-top:19.75pt;width:4in;height:21pt;z-index:251661312;visibility:visible;mso-wrap-style:square;mso-wrap-distance-left:9pt;mso-wrap-distance-top:0;mso-wrap-distance-right:9pt;mso-wrap-distance-bottom:0;mso-position-horizontal:absolute;mso-position-horizontal-relative:text;mso-position-vertical:absolute;mso-position-vertical-relative:text;v-text-anchor:top" o:gfxdata="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" fillcolor="white [3201]" strokeweight=".5pt">
+              <v:shape w14:anchorId="118DBE3B" id="_x0000_s1028" type="#_x0000_t202" style="position:absolute;left:0;text-align:left;margin-left:29.4pt;margin-top:19.75pt;width:4in;height:21pt;z-index:251656192;visibility:visible;mso-wrap-style:square;mso-wrap-distance-left:9pt;mso-wrap-distance-top:0;mso-wrap-distance-right:9pt;mso-wrap-distance-bottom:0;mso-position-horizontal:absolute;mso-position-horizontal-relative:text;mso-position-vertical:absolute;mso-position-vertical-relative:text;v-text-anchor:top" o:gfxdata="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" fillcolor="white [3201]" strokeweight=".5pt">
                 <v:textbox>
                   <w:txbxContent>
                     <w:p>
@@ -788,9 +832,16 @@
         <w:t>go to:</w:t>
       </w:r>
     </w:p>
-    <w:p/>
     <w:p>
       <w:pPr>
+        <w:spacing w:line="360" w:lineRule="auto"/>
+        <w:jc w:val="both"/>
+      </w:pPr>
+    </w:p>
+    <w:p>
+      <w:pPr>
+        <w:spacing w:line="360" w:lineRule="auto"/>
+        <w:jc w:val="both"/>
         <w:rPr>
           <w:rFonts w:ascii="Times New Roman" w:eastAsiaTheme="majorEastAsia" w:hAnsi="Times New Roman" w:cs="Times New Roman"/>
           <w:sz w:val="40"/>
@@ -804,6 +855,8 @@
     <w:p>
       <w:pPr>
         <w:pStyle w:val="Heading1"/>
+        <w:spacing w:line="360" w:lineRule="auto"/>
+        <w:jc w:val="both"/>
       </w:pPr>
       <w:r>
         <w:lastRenderedPageBreak/>
@@ -817,23 +870,24 @@
           <w:ilvl w:val="0"/>
           <w:numId w:val="8"/>
         </w:numPr>
-      </w:pPr>
-      <w:r>
-        <w:t>Initial Page</w:t>
-      </w:r>
-    </w:p>
-    <w:p>
-      <w:pPr>
-        <w:jc w:val="center"/>
+        <w:spacing w:line="360" w:lineRule="auto"/>
       </w:pPr>
       <w:r>
         <w:rPr>
           <w:noProof/>
         </w:rPr>
         <w:drawing>
-          <wp:inline distT="0" distB="0" distL="0" distR="0" wp14:anchorId="3B415055" wp14:editId="686E90A7">
-            <wp:extent cx="4176284" cy="4224867"/>
-            <wp:effectExtent l="0" t="0" r="0" b="4445"/>
+          <wp:anchor distT="0" distB="0" distL="114300" distR="114300" simplePos="0" relativeHeight="251682816" behindDoc="0" locked="0" layoutInCell="1" allowOverlap="1" wp14:anchorId="3B415055" wp14:editId="218FE4E9">
+            <wp:simplePos x="0" y="0"/>
+            <wp:positionH relativeFrom="column">
+              <wp:posOffset>401305</wp:posOffset>
+            </wp:positionH>
+            <wp:positionV relativeFrom="paragraph">
+              <wp:posOffset>399583</wp:posOffset>
+            </wp:positionV>
+            <wp:extent cx="5306691" cy="5368424"/>
+            <wp:effectExtent l="0" t="0" r="8890" b="3810"/>
+            <wp:wrapTopAndBottom/>
             <wp:docPr id="959554469" name="Picture 1"/>
             <wp:cNvGraphicFramePr>
               <a:graphicFrameLocks xmlns:a="http://schemas.openxmlformats.org/drawingml/2006/main" noChangeAspect="1"/>
@@ -846,7 +900,13 @@
                     <pic:cNvPicPr/>
                   </pic:nvPicPr>
                   <pic:blipFill>
-                    <a:blip r:embed="rId6"/>
+                    <a:blip r:embed="rId6">
+                      <a:extLst>
+                        <a:ext uri="{28A0092B-C50C-407E-A947-70E740481C1C}">
+                          <a14:useLocalDpi xmlns:a14="http://schemas.microsoft.com/office/drawing/2010/main" val="0"/>
+                        </a:ext>
+                      </a:extLst>
+                    </a:blip>
                     <a:stretch>
                       <a:fillRect/>
                     </a:stretch>
@@ -854,7 +914,7 @@
                   <pic:spPr>
                     <a:xfrm>
                       <a:off x="0" y="0"/>
-                      <a:ext cx="4182760" cy="4231418"/>
+                      <a:ext cx="5306691" cy="5368424"/>
                     </a:xfrm>
                     <a:prstGeom prst="rect">
                       <a:avLst/>
@@ -863,13 +923,18 @@
                 </pic:pic>
               </a:graphicData>
             </a:graphic>
-          </wp:inline>
+          </wp:anchor>
         </w:drawing>
+      </w:r>
+      <w:r>
+        <w:t>Initial Page</w:t>
       </w:r>
     </w:p>
     <w:p>
       <w:pPr>
+        <w:spacing w:line="360" w:lineRule="auto"/>
         <w:ind w:left="720"/>
+        <w:jc w:val="both"/>
         <w:rPr>
           <w:rFonts w:ascii="Times New Roman" w:hAnsi="Times New Roman" w:cs="Times New Roman"/>
         </w:rPr>
@@ -1188,6 +1253,7 @@
           <w:ilvl w:val="0"/>
           <w:numId w:val="8"/>
         </w:numPr>
+        <w:spacing w:line="360" w:lineRule="auto"/>
         <w:rPr>
           <w:rFonts w:ascii="Times New Roman" w:hAnsi="Times New Roman" w:cs="Times New Roman"/>
         </w:rPr>
@@ -1201,16 +1267,92 @@
         <mc:AlternateContent>
           <mc:Choice Requires="wps">
             <w:drawing>
-              <wp:anchor distT="0" distB="0" distL="114300" distR="114300" simplePos="0" relativeHeight="251677696" behindDoc="0" locked="0" layoutInCell="1" allowOverlap="1" wp14:anchorId="1D7FD098" wp14:editId="14D00E7B">
+              <wp:anchor distT="0" distB="0" distL="114300" distR="114300" simplePos="0" relativeHeight="251661312" behindDoc="0" locked="0" layoutInCell="1" allowOverlap="1" wp14:anchorId="1F8AF397" wp14:editId="443BCD1C">
                 <wp:simplePos x="0" y="0"/>
                 <wp:positionH relativeFrom="column">
-                  <wp:posOffset>3150704</wp:posOffset>
+                  <wp:posOffset>1072186</wp:posOffset>
                 </wp:positionH>
                 <wp:positionV relativeFrom="paragraph">
-                  <wp:posOffset>1668947</wp:posOffset>
+                  <wp:posOffset>417195</wp:posOffset>
                 </wp:positionV>
-                <wp:extent cx="281609" cy="90280"/>
-                <wp:effectExtent l="0" t="19050" r="42545" b="43180"/>
+                <wp:extent cx="230187" cy="172720"/>
+                <wp:effectExtent l="0" t="0" r="17780" b="17780"/>
+                <wp:wrapNone/>
+                <wp:docPr id="1042222309" name="Rectangle 2"/>
+                <wp:cNvGraphicFramePr/>
+                <a:graphic xmlns:a="http://schemas.openxmlformats.org/drawingml/2006/main">
+                  <a:graphicData uri="http://schemas.microsoft.com/office/word/2010/wordprocessingShape">
+                    <wps:wsp>
+                      <wps:cNvSpPr/>
+                      <wps:spPr>
+                        <a:xfrm>
+                          <a:off x="0" y="0"/>
+                          <a:ext cx="230187" cy="172720"/>
+                        </a:xfrm>
+                        <a:prstGeom prst="rect">
+                          <a:avLst/>
+                        </a:prstGeom>
+                        <a:noFill/>
+                        <a:ln w="19050">
+                          <a:solidFill>
+                            <a:srgbClr val="EE0000"/>
+                          </a:solidFill>
+                        </a:ln>
+                      </wps:spPr>
+                      <wps:style>
+                        <a:lnRef idx="2">
+                          <a:schemeClr val="accent6"/>
+                        </a:lnRef>
+                        <a:fillRef idx="1">
+                          <a:schemeClr val="lt1"/>
+                        </a:fillRef>
+                        <a:effectRef idx="0">
+                          <a:schemeClr val="accent6"/>
+                        </a:effectRef>
+                        <a:fontRef idx="minor">
+                          <a:schemeClr val="dk1"/>
+                        </a:fontRef>
+                      </wps:style>
+                      <wps:bodyPr rot="0" spcFirstLastPara="0" vertOverflow="overflow" horzOverflow="overflow" vert="horz" wrap="square" lIns="91440" tIns="45720" rIns="91440" bIns="45720" numCol="1" spcCol="0" rtlCol="0" fromWordArt="0" anchor="ctr" anchorCtr="0" forceAA="0" compatLnSpc="1">
+                        <a:prstTxWarp prst="textNoShape">
+                          <a:avLst/>
+                        </a:prstTxWarp>
+                        <a:noAutofit/>
+                      </wps:bodyPr>
+                    </wps:wsp>
+                  </a:graphicData>
+                </a:graphic>
+                <wp14:sizeRelH relativeFrom="margin">
+                  <wp14:pctWidth>0</wp14:pctWidth>
+                </wp14:sizeRelH>
+              </wp:anchor>
+            </w:drawing>
+          </mc:Choice>
+          <mc:Fallback>
+            <w:pict>
+              <v:rect w14:anchorId="3AA10095" id="Rectangle 2" o:spid="_x0000_s1026" style="position:absolute;margin-left:84.4pt;margin-top:32.85pt;width:18.1pt;height:13.6pt;z-index:251661312;visibility:visible;mso-wrap-style:square;mso-width-percent:0;mso-wrap-distance-left:9pt;mso-wrap-distance-top:0;mso-wrap-distance-right:9pt;mso-wrap-distance-bottom:0;mso-position-horizontal:absolute;mso-position-horizontal-relative:text;mso-position-vertical:absolute;mso-position-vertical-relative:text;mso-width-percent:0;mso-width-relative:margin;v-text-anchor:middle" o:gfxdata="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" filled="f" strokecolor="#e00" strokeweight="1.5pt"/>
+            </w:pict>
+          </mc:Fallback>
+        </mc:AlternateContent>
+      </w:r>
+      <w:r>
+        <w:rPr>
+          <w:rFonts w:ascii="Times New Roman" w:hAnsi="Times New Roman" w:cs="Times New Roman"/>
+          <w:noProof/>
+        </w:rPr>
+        <mc:AlternateContent>
+          <mc:Choice Requires="wps">
+            <w:drawing>
+              <wp:anchor distT="0" distB="0" distL="114300" distR="114300" simplePos="0" relativeHeight="251672576" behindDoc="0" locked="0" layoutInCell="1" allowOverlap="1" wp14:anchorId="1D7FD098" wp14:editId="2F048E89">
+                <wp:simplePos x="0" y="0"/>
+                <wp:positionH relativeFrom="column">
+                  <wp:posOffset>2890442</wp:posOffset>
+                </wp:positionH>
+                <wp:positionV relativeFrom="paragraph">
+                  <wp:posOffset>1511974</wp:posOffset>
+                </wp:positionV>
+                <wp:extent cx="332867" cy="175260"/>
+                <wp:effectExtent l="0" t="19050" r="29210" b="34290"/>
                 <wp:wrapNone/>
                 <wp:docPr id="193400063" name="Arrow: Right 3"/>
                 <wp:cNvGraphicFramePr/>
@@ -1221,11 +1363,17 @@
                       <wps:spPr>
                         <a:xfrm>
                           <a:off x="0" y="0"/>
-                          <a:ext cx="281609" cy="90280"/>
+                          <a:ext cx="332867" cy="175260"/>
                         </a:xfrm>
                         <a:prstGeom prst="rightArrow">
-                          <a:avLst/>
+                          <a:avLst>
+                            <a:gd name="adj1" fmla="val 37723"/>
+                            <a:gd name="adj2" fmla="val 50000"/>
+                          </a:avLst>
                         </a:prstGeom>
+                        <a:solidFill>
+                          <a:srgbClr val="EE0000"/>
+                        </a:solidFill>
                       </wps:spPr>
                       <wps:style>
                         <a:lnRef idx="2">
@@ -1263,7 +1411,7 @@
           </mc:Choice>
           <mc:Fallback>
             <w:pict>
-              <v:shapetype w14:anchorId="03F03507" id="_x0000_t13" coordsize="21600,21600" o:spt="13" adj="16200,5400" path="m@0,l@0@1,0@1,0@2@0@2@0,21600,21600,10800xe">
+              <v:shapetype w14:anchorId="216FEE42" id="_x0000_t13" coordsize="21600,21600" o:spt="13" adj="16200,5400" path="m@0,l@0@1,0@1,0@2@0@2@0,21600,21600,10800xe">
                 <v:stroke joinstyle="miter"/>
                 <v:formulas>
                   <v:f eqn="val #0"/>
@@ -1279,7 +1427,7 @@
                   <v:h position="#0,#1" xrange="0,21600" yrange="0,10800"/>
                 </v:handles>
               </v:shapetype>
-              <v:shape id="Arrow: Right 3" o:spid="_x0000_s1026" type="#_x0000_t13" style="position:absolute;margin-left:248.1pt;margin-top:131.4pt;width:22.15pt;height:7.1pt;z-index:251677696;visibility:visible;mso-wrap-style:square;mso-width-percent:0;mso-height-percent:0;mso-wrap-distance-left:9pt;mso-wrap-distance-top:0;mso-wrap-distance-right:9pt;mso-wrap-distance-bottom:0;mso-position-horizontal:absolute;mso-position-horizontal-relative:text;mso-position-vertical:absolute;mso-position-vertical-relative:text;mso-width-percent:0;mso-height-percent:0;mso-width-relative:margin;mso-height-relative:margin;v-text-anchor:middle" o:gfxdata="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" adj="18138" fillcolor="black [3200]" strokecolor="black [480]" strokeweight="1pt"/>
+              <v:shape id="Arrow: Right 3" o:spid="_x0000_s1026" type="#_x0000_t13" style="position:absolute;margin-left:227.6pt;margin-top:119.05pt;width:26.2pt;height:13.8pt;z-index:251672576;visibility:visible;mso-wrap-style:square;mso-width-percent:0;mso-height-percent:0;mso-wrap-distance-left:9pt;mso-wrap-distance-top:0;mso-wrap-distance-right:9pt;mso-wrap-distance-bottom:0;mso-position-horizontal:absolute;mso-position-horizontal-relative:text;mso-position-vertical:absolute;mso-position-vertical-relative:text;mso-width-percent:0;mso-height-percent:0;mso-width-relative:margin;mso-height-relative:margin;v-text-anchor:middle" o:gfxdata="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" adj="15914,6726" fillcolor="#e00" strokecolor="black [480]" strokeweight="1pt"/>
             </w:pict>
           </mc:Fallback>
         </mc:AlternateContent>
@@ -1290,18 +1438,18 @@
           <w:noProof/>
         </w:rPr>
         <w:drawing>
-          <wp:anchor distT="0" distB="0" distL="114300" distR="114300" simplePos="0" relativeHeight="251665408" behindDoc="0" locked="0" layoutInCell="1" allowOverlap="1" wp14:anchorId="26FD2FEE" wp14:editId="2896EF6B">
+          <wp:anchor distT="0" distB="0" distL="114300" distR="114300" simplePos="0" relativeHeight="251659264" behindDoc="0" locked="0" layoutInCell="1" allowOverlap="1" wp14:anchorId="18EF4638" wp14:editId="52ED2F9B">
             <wp:simplePos x="0" y="0"/>
             <wp:positionH relativeFrom="column">
-              <wp:posOffset>3437255</wp:posOffset>
+              <wp:posOffset>380365</wp:posOffset>
             </wp:positionH>
             <wp:positionV relativeFrom="paragraph">
-              <wp:posOffset>269240</wp:posOffset>
+              <wp:posOffset>274955</wp:posOffset>
             </wp:positionV>
-            <wp:extent cx="2908935" cy="2915920"/>
-            <wp:effectExtent l="0" t="0" r="5715" b="0"/>
+            <wp:extent cx="2602230" cy="2632710"/>
+            <wp:effectExtent l="0" t="0" r="7620" b="0"/>
             <wp:wrapTopAndBottom/>
-            <wp:docPr id="78828114" name="Picture 1"/>
+            <wp:docPr id="710981734" name="Picture 1"/>
             <wp:cNvGraphicFramePr>
               <a:graphicFrameLocks xmlns:a="http://schemas.openxmlformats.org/drawingml/2006/main" noChangeAspect="1"/>
             </wp:cNvGraphicFramePr>
@@ -1309,7 +1457,7 @@
               <a:graphicData uri="http://schemas.openxmlformats.org/drawingml/2006/picture">
                 <pic:pic xmlns:pic="http://schemas.openxmlformats.org/drawingml/2006/picture">
                   <pic:nvPicPr>
-                    <pic:cNvPr id="78828114" name=""/>
+                    <pic:cNvPr id="710981734" name=""/>
                     <pic:cNvPicPr/>
                   </pic:nvPicPr>
                   <pic:blipFill>
@@ -1327,7 +1475,7 @@
                   <pic:spPr>
                     <a:xfrm>
                       <a:off x="0" y="0"/>
-                      <a:ext cx="2908935" cy="2915920"/>
+                      <a:ext cx="2602230" cy="2632710"/>
                     </a:xfrm>
                     <a:prstGeom prst="rect">
                       <a:avLst/>
@@ -1336,10 +1484,10 @@
                 </pic:pic>
               </a:graphicData>
             </a:graphic>
-            <wp14:sizeRelH relativeFrom="margin">
+            <wp14:sizeRelH relativeFrom="page">
               <wp14:pctWidth>0</wp14:pctWidth>
             </wp14:sizeRelH>
-            <wp14:sizeRelV relativeFrom="margin">
+            <wp14:sizeRelV relativeFrom="page">
               <wp14:pctHeight>0</wp14:pctHeight>
             </wp14:sizeRelV>
           </wp:anchor>
@@ -1351,18 +1499,18 @@
           <w:noProof/>
         </w:rPr>
         <w:drawing>
-          <wp:anchor distT="0" distB="0" distL="114300" distR="114300" simplePos="0" relativeHeight="251664384" behindDoc="0" locked="0" layoutInCell="1" allowOverlap="1" wp14:anchorId="18EF4638" wp14:editId="29FC1E82">
+          <wp:anchor distT="0" distB="0" distL="114300" distR="114300" simplePos="0" relativeHeight="251660288" behindDoc="0" locked="0" layoutInCell="1" allowOverlap="1" wp14:anchorId="26FD2FEE" wp14:editId="06185D9E">
             <wp:simplePos x="0" y="0"/>
             <wp:positionH relativeFrom="column">
-              <wp:posOffset>248285</wp:posOffset>
+              <wp:posOffset>3087370</wp:posOffset>
             </wp:positionH>
             <wp:positionV relativeFrom="paragraph">
-              <wp:posOffset>274320</wp:posOffset>
+              <wp:posOffset>266700</wp:posOffset>
             </wp:positionV>
-            <wp:extent cx="2877185" cy="2910840"/>
-            <wp:effectExtent l="0" t="0" r="0" b="3810"/>
+            <wp:extent cx="2631440" cy="2637790"/>
+            <wp:effectExtent l="0" t="0" r="0" b="0"/>
             <wp:wrapTopAndBottom/>
-            <wp:docPr id="710981734" name="Picture 1"/>
+            <wp:docPr id="78828114" name="Picture 1"/>
             <wp:cNvGraphicFramePr>
               <a:graphicFrameLocks xmlns:a="http://schemas.openxmlformats.org/drawingml/2006/main" noChangeAspect="1"/>
             </wp:cNvGraphicFramePr>
@@ -1370,7 +1518,7 @@
               <a:graphicData uri="http://schemas.openxmlformats.org/drawingml/2006/picture">
                 <pic:pic xmlns:pic="http://schemas.openxmlformats.org/drawingml/2006/picture">
                   <pic:nvPicPr>
-                    <pic:cNvPr id="710981734" name=""/>
+                    <pic:cNvPr id="78828114" name=""/>
                     <pic:cNvPicPr/>
                   </pic:nvPicPr>
                   <pic:blipFill>
@@ -1388,7 +1536,7 @@
                   <pic:spPr>
                     <a:xfrm>
                       <a:off x="0" y="0"/>
-                      <a:ext cx="2877185" cy="2910840"/>
+                      <a:ext cx="2631440" cy="2637790"/>
                     </a:xfrm>
                     <a:prstGeom prst="rect">
                       <a:avLst/>
@@ -1397,10 +1545,10 @@
                 </pic:pic>
               </a:graphicData>
             </a:graphic>
-            <wp14:sizeRelH relativeFrom="page">
+            <wp14:sizeRelH relativeFrom="margin">
               <wp14:pctWidth>0</wp14:pctWidth>
             </wp14:sizeRelH>
-            <wp14:sizeRelV relativeFrom="page">
+            <wp14:sizeRelV relativeFrom="margin">
               <wp14:pctHeight>0</wp14:pctHeight>
             </wp14:sizeRelV>
           </wp:anchor>
@@ -1409,79 +1557,6 @@
       <w:r>
         <w:rPr>
           <w:rFonts w:ascii="Times New Roman" w:hAnsi="Times New Roman" w:cs="Times New Roman"/>
-          <w:noProof/>
-        </w:rPr>
-        <mc:AlternateContent>
-          <mc:Choice Requires="wps">
-            <w:drawing>
-              <wp:anchor distT="0" distB="0" distL="114300" distR="114300" simplePos="0" relativeHeight="251666432" behindDoc="0" locked="0" layoutInCell="1" allowOverlap="1" wp14:anchorId="1F8AF397" wp14:editId="2EFB7CA3">
-                <wp:simplePos x="0" y="0"/>
-                <wp:positionH relativeFrom="column">
-                  <wp:posOffset>660400</wp:posOffset>
-                </wp:positionH>
-                <wp:positionV relativeFrom="paragraph">
-                  <wp:posOffset>441960</wp:posOffset>
-                </wp:positionV>
-                <wp:extent cx="259080" cy="172720"/>
-                <wp:effectExtent l="0" t="0" r="26670" b="17780"/>
-                <wp:wrapNone/>
-                <wp:docPr id="1042222309" name="Rectangle 2"/>
-                <wp:cNvGraphicFramePr/>
-                <a:graphic xmlns:a="http://schemas.openxmlformats.org/drawingml/2006/main">
-                  <a:graphicData uri="http://schemas.microsoft.com/office/word/2010/wordprocessingShape">
-                    <wps:wsp>
-                      <wps:cNvSpPr/>
-                      <wps:spPr>
-                        <a:xfrm>
-                          <a:off x="0" y="0"/>
-                          <a:ext cx="259080" cy="172720"/>
-                        </a:xfrm>
-                        <a:prstGeom prst="rect">
-                          <a:avLst/>
-                        </a:prstGeom>
-                        <a:noFill/>
-                        <a:ln w="19050">
-                          <a:solidFill>
-                            <a:srgbClr val="EE0000"/>
-                          </a:solidFill>
-                        </a:ln>
-                      </wps:spPr>
-                      <wps:style>
-                        <a:lnRef idx="2">
-                          <a:schemeClr val="accent6"/>
-                        </a:lnRef>
-                        <a:fillRef idx="1">
-                          <a:schemeClr val="lt1"/>
-                        </a:fillRef>
-                        <a:effectRef idx="0">
-                          <a:schemeClr val="accent6"/>
-                        </a:effectRef>
-                        <a:fontRef idx="minor">
-                          <a:schemeClr val="dk1"/>
-                        </a:fontRef>
-                      </wps:style>
-                      <wps:bodyPr rot="0" spcFirstLastPara="0" vertOverflow="overflow" horzOverflow="overflow" vert="horz" wrap="square" lIns="91440" tIns="45720" rIns="91440" bIns="45720" numCol="1" spcCol="0" rtlCol="0" fromWordArt="0" anchor="ctr" anchorCtr="0" forceAA="0" compatLnSpc="1">
-                        <a:prstTxWarp prst="textNoShape">
-                          <a:avLst/>
-                        </a:prstTxWarp>
-                        <a:noAutofit/>
-                      </wps:bodyPr>
-                    </wps:wsp>
-                  </a:graphicData>
-                </a:graphic>
-              </wp:anchor>
-            </w:drawing>
-          </mc:Choice>
-          <mc:Fallback>
-            <w:pict>
-              <v:rect w14:anchorId="2AA9E6E5" id="Rectangle 2" o:spid="_x0000_s1026" style="position:absolute;margin-left:52pt;margin-top:34.8pt;width:20.4pt;height:13.6pt;z-index:251666432;visibility:visible;mso-wrap-style:square;mso-wrap-distance-left:9pt;mso-wrap-distance-top:0;mso-wrap-distance-right:9pt;mso-wrap-distance-bottom:0;mso-position-horizontal:absolute;mso-position-horizontal-relative:text;mso-position-vertical:absolute;mso-position-vertical-relative:text;v-text-anchor:middle" o:gfxdata="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" filled="f" strokecolor="#e00" strokeweight="1.5pt"/>
-            </w:pict>
-          </mc:Fallback>
-        </mc:AlternateContent>
-      </w:r>
-      <w:r>
-        <w:rPr>
-          <w:rFonts w:ascii="Times New Roman" w:hAnsi="Times New Roman" w:cs="Times New Roman"/>
         </w:rPr>
         <w:t>Starting Classification</w:t>
       </w:r>
@@ -1491,12 +1566,16 @@
         </w:rPr>
         <w:br/>
       </w:r>
-      <w:r>
-        <w:rPr>
-          <w:rFonts w:ascii="Times New Roman" w:hAnsi="Times New Roman" w:cs="Times New Roman"/>
-        </w:rPr>
-        <w:br/>
-      </w:r>
+    </w:p>
+    <w:p>
+      <w:pPr>
+        <w:spacing w:line="360" w:lineRule="auto"/>
+        <w:ind w:left="720"/>
+        <w:jc w:val="both"/>
+        <w:rPr>
+          <w:rFonts w:ascii="Times New Roman" w:hAnsi="Times New Roman" w:cs="Times New Roman"/>
+        </w:rPr>
+      </w:pPr>
       <w:r>
         <w:rPr>
           <w:rFonts w:ascii="Times New Roman" w:hAnsi="Times New Roman" w:cs="Times New Roman"/>
@@ -1661,6 +1740,7 @@
           <w:ilvl w:val="0"/>
           <w:numId w:val="8"/>
         </w:numPr>
+        <w:spacing w:line="360" w:lineRule="auto"/>
         <w:rPr>
           <w:rFonts w:ascii="Times New Roman" w:hAnsi="Times New Roman" w:cs="Times New Roman"/>
         </w:rPr>
@@ -1674,13 +1754,13 @@
         <mc:AlternateContent>
           <mc:Choice Requires="wps">
             <w:drawing>
-              <wp:anchor distT="0" distB="0" distL="114300" distR="114300" simplePos="0" relativeHeight="251668480" behindDoc="0" locked="0" layoutInCell="1" allowOverlap="1" wp14:anchorId="5A7E08C7" wp14:editId="79804B2D">
+              <wp:anchor distT="0" distB="0" distL="114300" distR="114300" simplePos="0" relativeHeight="251663360" behindDoc="0" locked="0" layoutInCell="1" allowOverlap="1" wp14:anchorId="5A7E08C7" wp14:editId="03AD61F2">
                 <wp:simplePos x="0" y="0"/>
                 <wp:positionH relativeFrom="margin">
-                  <wp:posOffset>2529840</wp:posOffset>
+                  <wp:posOffset>2376874</wp:posOffset>
                 </wp:positionH>
                 <wp:positionV relativeFrom="paragraph">
-                  <wp:posOffset>1412240</wp:posOffset>
+                  <wp:posOffset>1262673</wp:posOffset>
                 </wp:positionV>
                 <wp:extent cx="568960" cy="1071880"/>
                 <wp:effectExtent l="0" t="0" r="21590" b="13970"/>
@@ -1740,7 +1820,7 @@
           </mc:Choice>
           <mc:Fallback>
             <w:pict>
-              <v:rect w14:anchorId="3714A5B5" id="Rectangle 2" o:spid="_x0000_s1026" style="position:absolute;margin-left:199.2pt;margin-top:111.2pt;width:44.8pt;height:84.4pt;z-index:251668480;visibility:visible;mso-wrap-style:square;mso-width-percent:0;mso-height-percent:0;mso-wrap-distance-left:9pt;mso-wrap-distance-top:0;mso-wrap-distance-right:9pt;mso-wrap-distance-bottom:0;mso-position-horizontal:absolute;mso-position-horizontal-relative:margin;mso-position-vertical:absolute;mso-position-vertical-relative:text;mso-width-percent:0;mso-height-percent:0;mso-width-relative:margin;mso-height-relative:margin;v-text-anchor:middle" o:gfxdata="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" filled="f" strokecolor="#e00" strokeweight="1.5pt">
+              <v:rect w14:anchorId="23A230AC" id="Rectangle 2" o:spid="_x0000_s1026" style="position:absolute;margin-left:187.15pt;margin-top:99.4pt;width:44.8pt;height:84.4pt;z-index:251663360;visibility:visible;mso-wrap-style:square;mso-width-percent:0;mso-height-percent:0;mso-wrap-distance-left:9pt;mso-wrap-distance-top:0;mso-wrap-distance-right:9pt;mso-wrap-distance-bottom:0;mso-position-horizontal:absolute;mso-position-horizontal-relative:margin;mso-position-vertical:absolute;mso-position-vertical-relative:text;mso-width-percent:0;mso-height-percent:0;mso-width-relative:margin;mso-height-relative:margin;v-text-anchor:middle" o:gfxdata="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" filled="f" strokecolor="#e00" strokeweight="1.5pt">
                 <w10:wrap anchorx="margin"/>
               </v:rect>
             </w:pict>
@@ -1771,8 +1851,8 @@
           <w:noProof/>
         </w:rPr>
         <w:drawing>
-          <wp:inline distT="0" distB="0" distL="0" distR="0" wp14:anchorId="44D2D549" wp14:editId="7E8F227E">
-            <wp:extent cx="5731510" cy="6216650"/>
+          <wp:inline distT="0" distB="0" distL="0" distR="0" wp14:anchorId="44D2D549" wp14:editId="2A1231DA">
+            <wp:extent cx="5274493" cy="5720949"/>
             <wp:effectExtent l="0" t="0" r="2540" b="0"/>
             <wp:docPr id="513895723" name="Picture 1"/>
             <wp:cNvGraphicFramePr>
@@ -1794,7 +1874,7 @@
                   <pic:spPr>
                     <a:xfrm>
                       <a:off x="0" y="0"/>
-                      <a:ext cx="5731510" cy="6216650"/>
+                      <a:ext cx="5277458" cy="5724165"/>
                     </a:xfrm>
                     <a:prstGeom prst="rect">
                       <a:avLst/>
@@ -1815,7 +1895,9 @@
     </w:p>
     <w:p>
       <w:pPr>
+        <w:spacing w:line="360" w:lineRule="auto"/>
         <w:ind w:left="720"/>
+        <w:jc w:val="both"/>
         <w:rPr>
           <w:rFonts w:ascii="Times New Roman" w:hAnsi="Times New Roman" w:cs="Times New Roman"/>
         </w:rPr>
@@ -1859,6 +1941,8 @@
     </w:p>
     <w:p>
       <w:pPr>
+        <w:spacing w:line="360" w:lineRule="auto"/>
+        <w:jc w:val="both"/>
         <w:rPr>
           <w:rFonts w:ascii="Times New Roman" w:hAnsi="Times New Roman" w:cs="Times New Roman"/>
         </w:rPr>
@@ -1877,6 +1961,7 @@
           <w:ilvl w:val="0"/>
           <w:numId w:val="8"/>
         </w:numPr>
+        <w:spacing w:line="360" w:lineRule="auto"/>
         <w:rPr>
           <w:rFonts w:ascii="Times New Roman" w:hAnsi="Times New Roman" w:cs="Times New Roman"/>
         </w:rPr>
@@ -1890,16 +1975,16 @@
         <mc:AlternateContent>
           <mc:Choice Requires="wps">
             <w:drawing>
-              <wp:anchor distT="0" distB="0" distL="114300" distR="114300" simplePos="0" relativeHeight="251676672" behindDoc="0" locked="0" layoutInCell="1" allowOverlap="1" wp14:anchorId="488D8D5A" wp14:editId="6463D7A2">
+              <wp:anchor distT="0" distB="0" distL="114300" distR="114300" simplePos="0" relativeHeight="251671552" behindDoc="0" locked="0" layoutInCell="1" allowOverlap="1" wp14:anchorId="488D8D5A" wp14:editId="05937F32">
                 <wp:simplePos x="0" y="0"/>
                 <wp:positionH relativeFrom="margin">
-                  <wp:posOffset>3357880</wp:posOffset>
+                  <wp:posOffset>3095625</wp:posOffset>
                 </wp:positionH>
                 <wp:positionV relativeFrom="paragraph">
-                  <wp:posOffset>579120</wp:posOffset>
+                  <wp:posOffset>606425</wp:posOffset>
                 </wp:positionV>
-                <wp:extent cx="1341120" cy="198120"/>
-                <wp:effectExtent l="0" t="0" r="11430" b="11430"/>
+                <wp:extent cx="1254125" cy="198120"/>
+                <wp:effectExtent l="0" t="0" r="22225" b="11430"/>
                 <wp:wrapNone/>
                 <wp:docPr id="604694910" name="Rectangle 2"/>
                 <wp:cNvGraphicFramePr/>
@@ -1910,7 +1995,7 @@
                       <wps:spPr>
                         <a:xfrm>
                           <a:off x="0" y="0"/>
-                          <a:ext cx="1341120" cy="198120"/>
+                          <a:ext cx="1254125" cy="198120"/>
                         </a:xfrm>
                         <a:prstGeom prst="rect">
                           <a:avLst/>
@@ -1956,7 +2041,7 @@
           </mc:Choice>
           <mc:Fallback>
             <w:pict>
-              <v:rect w14:anchorId="06B3EE09" id="Rectangle 2" o:spid="_x0000_s1026" style="position:absolute;margin-left:264.4pt;margin-top:45.6pt;width:105.6pt;height:15.6pt;z-index:251676672;visibility:visible;mso-wrap-style:square;mso-width-percent:0;mso-height-percent:0;mso-wrap-distance-left:9pt;mso-wrap-distance-top:0;mso-wrap-distance-right:9pt;mso-wrap-distance-bottom:0;mso-position-horizontal:absolute;mso-position-horizontal-relative:margin;mso-position-vertical:absolute;mso-position-vertical-relative:text;mso-width-percent:0;mso-height-percent:0;mso-width-relative:margin;mso-height-relative:margin;v-text-anchor:middle" o:gfxdata="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" filled="f" strokecolor="#e00" strokeweight="1.5pt">
+              <v:rect w14:anchorId="774545D4" id="Rectangle 2" o:spid="_x0000_s1026" style="position:absolute;margin-left:243.75pt;margin-top:47.75pt;width:98.75pt;height:15.6pt;z-index:251671552;visibility:visible;mso-wrap-style:square;mso-width-percent:0;mso-height-percent:0;mso-wrap-distance-left:9pt;mso-wrap-distance-top:0;mso-wrap-distance-right:9pt;mso-wrap-distance-bottom:0;mso-position-horizontal:absolute;mso-position-horizontal-relative:margin;mso-position-vertical:absolute;mso-position-vertical-relative:text;mso-width-percent:0;mso-height-percent:0;mso-width-relative:margin;mso-height-relative:margin;v-text-anchor:middle" o:gfxdata="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" filled="f" strokecolor="#e00" strokeweight="1.5pt">
                 <w10:wrap anchorx="margin"/>
               </v:rect>
             </w:pict>
@@ -1981,9 +2066,9 @@
           <w:noProof/>
         </w:rPr>
         <w:drawing>
-          <wp:inline distT="0" distB="0" distL="0" distR="0" wp14:anchorId="4D8CE571" wp14:editId="1D920C9D">
-            <wp:extent cx="5731510" cy="6676390"/>
-            <wp:effectExtent l="0" t="0" r="2540" b="0"/>
+          <wp:inline distT="0" distB="0" distL="0" distR="0" wp14:anchorId="4D8CE571" wp14:editId="3E29320E">
+            <wp:extent cx="5246878" cy="6111863"/>
+            <wp:effectExtent l="0" t="0" r="0" b="3810"/>
             <wp:docPr id="1000467296" name="Picture 1"/>
             <wp:cNvGraphicFramePr>
               <a:graphicFrameLocks xmlns:a="http://schemas.openxmlformats.org/drawingml/2006/main" noChangeAspect="1"/>
@@ -2004,7 +2089,7 @@
                   <pic:spPr>
                     <a:xfrm>
                       <a:off x="0" y="0"/>
-                      <a:ext cx="5731510" cy="6676390"/>
+                      <a:ext cx="5258561" cy="6125472"/>
                     </a:xfrm>
                     <a:prstGeom prst="rect">
                       <a:avLst/>
@@ -2019,22 +2104,18 @@
     </w:p>
     <w:p>
       <w:pPr>
+        <w:spacing w:line="360" w:lineRule="auto"/>
         <w:ind w:left="720"/>
-        <w:rPr>
-          <w:rFonts w:ascii="Times New Roman" w:hAnsi="Times New Roman" w:cs="Times New Roman"/>
-        </w:rPr>
-      </w:pPr>
-      <w:r>
-        <w:rPr>
-          <w:rFonts w:ascii="Times New Roman" w:hAnsi="Times New Roman" w:cs="Times New Roman"/>
-        </w:rPr>
-        <w:t>The speed of the simulation can be adjusted by clicking one of the buttons in the red-boxed area: 0.1x, 0.5x, 1x (default real-time speed), 5x, or 10x, depending on the desired speed. Keep in mind that higher speed simulations are more dependent on your CPU's capabilities. A newer and more powerful CPU can easily run the simulation at 10x speed, while older or slower CPUs may struggle, even at 5x speed</w:t>
-      </w:r>
-      <w:r>
-        <w:rPr>
-          <w:rFonts w:ascii="Times New Roman" w:hAnsi="Times New Roman" w:cs="Times New Roman"/>
-        </w:rPr>
-        <w:t>.</w:t>
+        <w:jc w:val="both"/>
+        <w:rPr>
+          <w:rFonts w:ascii="Times New Roman" w:hAnsi="Times New Roman" w:cs="Times New Roman"/>
+        </w:rPr>
+      </w:pPr>
+      <w:r>
+        <w:rPr>
+          <w:rFonts w:ascii="Times New Roman" w:hAnsi="Times New Roman" w:cs="Times New Roman"/>
+        </w:rPr>
+        <w:t>The speed of the simulation can be adjusted by clicking one of the buttons in the red-boxed area: 0.1x, 0.5x, 1x (default real-time speed), 5x, or 10x, depending on the desired speed. Keep in mind that higher speed simulations are more dependent on your CPU's capabilities. A newer and more powerful CPU can easily run the simulation at 10x speed, while older or slower CPUs may struggle, even at 5x speed.</w:t>
       </w:r>
     </w:p>
     <w:p>
@@ -2044,6 +2125,7 @@
           <w:ilvl w:val="0"/>
           <w:numId w:val="8"/>
         </w:numPr>
+        <w:spacing w:line="360" w:lineRule="auto"/>
         <w:rPr>
           <w:rFonts w:ascii="Times New Roman" w:hAnsi="Times New Roman" w:cs="Times New Roman"/>
         </w:rPr>
@@ -2057,18 +2139,18 @@
         <mc:AlternateContent>
           <mc:Choice Requires="wps">
             <w:drawing>
-              <wp:anchor distT="0" distB="0" distL="114300" distR="114300" simplePos="0" relativeHeight="251679744" behindDoc="0" locked="0" layoutInCell="1" allowOverlap="1" wp14:anchorId="57DCBA2E" wp14:editId="28234730">
+              <wp:anchor distT="0" distB="0" distL="114300" distR="114300" simplePos="0" relativeHeight="251677696" behindDoc="0" locked="0" layoutInCell="1" allowOverlap="1" wp14:anchorId="5430968E" wp14:editId="02413D62">
                 <wp:simplePos x="0" y="0"/>
-                <wp:positionH relativeFrom="margin">
-                  <wp:posOffset>2007870</wp:posOffset>
+                <wp:positionH relativeFrom="column">
+                  <wp:posOffset>3135630</wp:posOffset>
                 </wp:positionH>
                 <wp:positionV relativeFrom="paragraph">
-                  <wp:posOffset>2853690</wp:posOffset>
+                  <wp:posOffset>4617198</wp:posOffset>
                 </wp:positionV>
-                <wp:extent cx="1690255" cy="156210"/>
-                <wp:effectExtent l="0" t="0" r="24765" b="15240"/>
+                <wp:extent cx="2308389" cy="345974"/>
+                <wp:effectExtent l="0" t="0" r="15875" b="16510"/>
                 <wp:wrapNone/>
-                <wp:docPr id="936573287" name="Rectangle 2"/>
+                <wp:docPr id="1604490115" name="Rectangle 2"/>
                 <wp:cNvGraphicFramePr/>
                 <a:graphic xmlns:a="http://schemas.openxmlformats.org/drawingml/2006/main">
                   <a:graphicData uri="http://schemas.microsoft.com/office/word/2010/wordprocessingShape">
@@ -2077,7 +2159,7 @@
                       <wps:spPr>
                         <a:xfrm>
                           <a:off x="0" y="0"/>
-                          <a:ext cx="1690255" cy="156210"/>
+                          <a:ext cx="2308389" cy="345974"/>
                         </a:xfrm>
                         <a:prstGeom prst="rect">
                           <a:avLst/>
@@ -2123,9 +2205,7 @@
           </mc:Choice>
           <mc:Fallback>
             <w:pict>
-              <v:rect w14:anchorId="3CBF5E36" id="Rectangle 2" o:spid="_x0000_s1026" style="position:absolute;margin-left:158.1pt;margin-top:224.7pt;width:133.1pt;height:12.3pt;z-index:251679744;visibility:visible;mso-wrap-style:square;mso-width-percent:0;mso-height-percent:0;mso-wrap-distance-left:9pt;mso-wrap-distance-top:0;mso-wrap-distance-right:9pt;mso-wrap-distance-bottom:0;mso-position-horizontal:absolute;mso-position-horizontal-relative:margin;mso-position-vertical:absolute;mso-position-vertical-relative:text;mso-width-percent:0;mso-height-percent:0;mso-width-relative:margin;mso-height-relative:margin;v-text-anchor:middle" o:gfxdata="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" filled="f" strokecolor="#e00" strokeweight="1.5pt">
-                <w10:wrap anchorx="margin"/>
-              </v:rect>
+              <v:rect w14:anchorId="472C3DA4" id="Rectangle 2" o:spid="_x0000_s1026" style="position:absolute;margin-left:246.9pt;margin-top:363.55pt;width:181.75pt;height:27.25pt;z-index:251677696;visibility:visible;mso-wrap-style:square;mso-width-percent:0;mso-height-percent:0;mso-wrap-distance-left:9pt;mso-wrap-distance-top:0;mso-wrap-distance-right:9pt;mso-wrap-distance-bottom:0;mso-position-horizontal:absolute;mso-position-horizontal-relative:text;mso-position-vertical:absolute;mso-position-vertical-relative:text;mso-width-percent:0;mso-height-percent:0;mso-width-relative:margin;mso-height-relative:margin;v-text-anchor:middle" o:gfxdata="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" filled="f" strokecolor="#e00" strokeweight="1.5pt"/>
             </w:pict>
           </mc:Fallback>
         </mc:AlternateContent>
@@ -2138,18 +2218,18 @@
         <mc:AlternateContent>
           <mc:Choice Requires="wps">
             <w:drawing>
-              <wp:anchor distT="0" distB="0" distL="114300" distR="114300" simplePos="0" relativeHeight="251674624" behindDoc="0" locked="0" layoutInCell="1" allowOverlap="1" wp14:anchorId="5AEE4B07" wp14:editId="4DE46979">
+              <wp:anchor distT="0" distB="0" distL="114300" distR="114300" simplePos="0" relativeHeight="251678720" behindDoc="0" locked="0" layoutInCell="1" allowOverlap="1" wp14:anchorId="19940FE7" wp14:editId="7343B667">
                 <wp:simplePos x="0" y="0"/>
-                <wp:positionH relativeFrom="margin">
-                  <wp:posOffset>518160</wp:posOffset>
+                <wp:positionH relativeFrom="column">
+                  <wp:posOffset>518908</wp:posOffset>
                 </wp:positionH>
                 <wp:positionV relativeFrom="paragraph">
-                  <wp:posOffset>6070600</wp:posOffset>
+                  <wp:posOffset>5550913</wp:posOffset>
                 </wp:positionV>
-                <wp:extent cx="2804160" cy="629920"/>
-                <wp:effectExtent l="0" t="0" r="15240" b="17780"/>
+                <wp:extent cx="2583320" cy="629920"/>
+                <wp:effectExtent l="0" t="0" r="26670" b="17780"/>
                 <wp:wrapNone/>
-                <wp:docPr id="1141203681" name="Rectangle 2"/>
+                <wp:docPr id="1754524466" name="Rectangle 2"/>
                 <wp:cNvGraphicFramePr/>
                 <a:graphic xmlns:a="http://schemas.openxmlformats.org/drawingml/2006/main">
                   <a:graphicData uri="http://schemas.microsoft.com/office/word/2010/wordprocessingShape">
@@ -2158,7 +2238,7 @@
                       <wps:spPr>
                         <a:xfrm>
                           <a:off x="0" y="0"/>
-                          <a:ext cx="2804160" cy="629920"/>
+                          <a:ext cx="2583320" cy="629920"/>
                         </a:xfrm>
                         <a:prstGeom prst="rect">
                           <a:avLst/>
@@ -2196,17 +2276,12 @@
                 <wp14:sizeRelH relativeFrom="margin">
                   <wp14:pctWidth>0</wp14:pctWidth>
                 </wp14:sizeRelH>
-                <wp14:sizeRelV relativeFrom="margin">
-                  <wp14:pctHeight>0</wp14:pctHeight>
-                </wp14:sizeRelV>
               </wp:anchor>
             </w:drawing>
           </mc:Choice>
           <mc:Fallback>
             <w:pict>
-              <v:rect w14:anchorId="34793DB8" id="Rectangle 2" o:spid="_x0000_s1026" style="position:absolute;margin-left:40.8pt;margin-top:478pt;width:220.8pt;height:49.6pt;z-index:251674624;visibility:visible;mso-wrap-style:square;mso-width-percent:0;mso-height-percent:0;mso-wrap-distance-left:9pt;mso-wrap-distance-top:0;mso-wrap-distance-right:9pt;mso-wrap-distance-bottom:0;mso-position-horizontal:absolute;mso-position-horizontal-relative:margin;mso-position-vertical:absolute;mso-position-vertical-relative:text;mso-width-percent:0;mso-height-percent:0;mso-width-relative:margin;mso-height-relative:margin;v-text-anchor:middle" o:gfxdata="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" filled="f" strokecolor="#e00" strokeweight="1.5pt">
-                <w10:wrap anchorx="margin"/>
-              </v:rect>
+              <v:rect w14:anchorId="3924DB86" id="Rectangle 2" o:spid="_x0000_s1026" style="position:absolute;margin-left:40.85pt;margin-top:437.1pt;width:203.4pt;height:49.6pt;z-index:251678720;visibility:visible;mso-wrap-style:square;mso-width-percent:0;mso-wrap-distance-left:9pt;mso-wrap-distance-top:0;mso-wrap-distance-right:9pt;mso-wrap-distance-bottom:0;mso-position-horizontal:absolute;mso-position-horizontal-relative:text;mso-position-vertical:absolute;mso-position-vertical-relative:text;mso-width-percent:0;mso-width-relative:margin;v-text-anchor:middle" o:gfxdata="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" filled="f" strokecolor="#e00" strokeweight="1.5pt"/>
             </w:pict>
           </mc:Fallback>
         </mc:AlternateContent>
@@ -2219,99 +2294,18 @@
         <mc:AlternateContent>
           <mc:Choice Requires="wps">
             <w:drawing>
-              <wp:anchor distT="0" distB="0" distL="114300" distR="114300" simplePos="0" relativeHeight="251672576" behindDoc="0" locked="0" layoutInCell="1" allowOverlap="1" wp14:anchorId="0535CDD1" wp14:editId="7E7DFBF3">
+              <wp:anchor distT="0" distB="0" distL="114300" distR="114300" simplePos="0" relativeHeight="251676672" behindDoc="0" locked="0" layoutInCell="1" allowOverlap="1" wp14:anchorId="0938BF94" wp14:editId="39611DCA">
                 <wp:simplePos x="0" y="0"/>
-                <wp:positionH relativeFrom="margin">
-                  <wp:posOffset>3403600</wp:posOffset>
+                <wp:positionH relativeFrom="column">
+                  <wp:posOffset>2417565</wp:posOffset>
                 </wp:positionH>
                 <wp:positionV relativeFrom="paragraph">
-                  <wp:posOffset>4942840</wp:posOffset>
-                </wp:positionV>
-                <wp:extent cx="2484120" cy="350520"/>
-                <wp:effectExtent l="0" t="0" r="11430" b="11430"/>
-                <wp:wrapNone/>
-                <wp:docPr id="1013805569" name="Rectangle 2"/>
-                <wp:cNvGraphicFramePr/>
-                <a:graphic xmlns:a="http://schemas.openxmlformats.org/drawingml/2006/main">
-                  <a:graphicData uri="http://schemas.microsoft.com/office/word/2010/wordprocessingShape">
-                    <wps:wsp>
-                      <wps:cNvSpPr/>
-                      <wps:spPr>
-                        <a:xfrm>
-                          <a:off x="0" y="0"/>
-                          <a:ext cx="2484120" cy="350520"/>
-                        </a:xfrm>
-                        <a:prstGeom prst="rect">
-                          <a:avLst/>
-                        </a:prstGeom>
-                        <a:noFill/>
-                        <a:ln w="19050">
-                          <a:solidFill>
-                            <a:srgbClr val="EE0000"/>
-                          </a:solidFill>
-                        </a:ln>
-                      </wps:spPr>
-                      <wps:style>
-                        <a:lnRef idx="2">
-                          <a:schemeClr val="accent6"/>
-                        </a:lnRef>
-                        <a:fillRef idx="1">
-                          <a:schemeClr val="lt1"/>
-                        </a:fillRef>
-                        <a:effectRef idx="0">
-                          <a:schemeClr val="accent6"/>
-                        </a:effectRef>
-                        <a:fontRef idx="minor">
-                          <a:schemeClr val="dk1"/>
-                        </a:fontRef>
-                      </wps:style>
-                      <wps:bodyPr rot="0" spcFirstLastPara="0" vertOverflow="overflow" horzOverflow="overflow" vert="horz" wrap="square" lIns="91440" tIns="45720" rIns="91440" bIns="45720" numCol="1" spcCol="0" rtlCol="0" fromWordArt="0" anchor="ctr" anchorCtr="0" forceAA="0" compatLnSpc="1">
-                        <a:prstTxWarp prst="textNoShape">
-                          <a:avLst/>
-                        </a:prstTxWarp>
-                        <a:noAutofit/>
-                      </wps:bodyPr>
-                    </wps:wsp>
-                  </a:graphicData>
-                </a:graphic>
-                <wp14:sizeRelH relativeFrom="margin">
-                  <wp14:pctWidth>0</wp14:pctWidth>
-                </wp14:sizeRelH>
-                <wp14:sizeRelV relativeFrom="margin">
-                  <wp14:pctHeight>0</wp14:pctHeight>
-                </wp14:sizeRelV>
-              </wp:anchor>
-            </w:drawing>
-          </mc:Choice>
-          <mc:Fallback>
-            <w:pict>
-              <v:rect w14:anchorId="774021C5" id="Rectangle 2" o:spid="_x0000_s1026" style="position:absolute;margin-left:268pt;margin-top:389.2pt;width:195.6pt;height:27.6pt;z-index:251672576;visibility:visible;mso-wrap-style:square;mso-width-percent:0;mso-height-percent:0;mso-wrap-distance-left:9pt;mso-wrap-distance-top:0;mso-wrap-distance-right:9pt;mso-wrap-distance-bottom:0;mso-position-horizontal:absolute;mso-position-horizontal-relative:margin;mso-position-vertical:absolute;mso-position-vertical-relative:text;mso-width-percent:0;mso-height-percent:0;mso-width-relative:margin;mso-height-relative:margin;v-text-anchor:middle" o:gfxdata="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" filled="f" strokecolor="#e00" strokeweight="1.5pt">
-                <w10:wrap anchorx="margin"/>
-              </v:rect>
-            </w:pict>
-          </mc:Fallback>
-        </mc:AlternateContent>
-      </w:r>
-      <w:r>
-        <w:rPr>
-          <w:rFonts w:ascii="Times New Roman" w:hAnsi="Times New Roman" w:cs="Times New Roman"/>
-          <w:noProof/>
-        </w:rPr>
-        <mc:AlternateContent>
-          <mc:Choice Requires="wps">
-            <w:drawing>
-              <wp:anchor distT="0" distB="0" distL="114300" distR="114300" simplePos="0" relativeHeight="251670528" behindDoc="0" locked="0" layoutInCell="1" allowOverlap="1" wp14:anchorId="74198110" wp14:editId="6695CB83">
-                <wp:simplePos x="0" y="0"/>
-                <wp:positionH relativeFrom="margin">
-                  <wp:posOffset>2595880</wp:posOffset>
-                </wp:positionH>
-                <wp:positionV relativeFrom="paragraph">
-                  <wp:posOffset>1549400</wp:posOffset>
+                  <wp:posOffset>1399627</wp:posOffset>
                 </wp:positionV>
                 <wp:extent cx="568960" cy="1071880"/>
                 <wp:effectExtent l="0" t="0" r="21590" b="13970"/>
                 <wp:wrapNone/>
-                <wp:docPr id="990532349" name="Rectangle 2"/>
+                <wp:docPr id="1576835816" name="Rectangle 2"/>
                 <wp:cNvGraphicFramePr/>
                 <a:graphic xmlns:a="http://schemas.openxmlformats.org/drawingml/2006/main">
                   <a:graphicData uri="http://schemas.microsoft.com/office/word/2010/wordprocessingShape">
@@ -2355,20 +2349,12 @@
                     </wps:wsp>
                   </a:graphicData>
                 </a:graphic>
-                <wp14:sizeRelH relativeFrom="margin">
-                  <wp14:pctWidth>0</wp14:pctWidth>
-                </wp14:sizeRelH>
-                <wp14:sizeRelV relativeFrom="margin">
-                  <wp14:pctHeight>0</wp14:pctHeight>
-                </wp14:sizeRelV>
               </wp:anchor>
             </w:drawing>
           </mc:Choice>
           <mc:Fallback>
             <w:pict>
-              <v:rect w14:anchorId="7F61FB5A" id="Rectangle 2" o:spid="_x0000_s1026" style="position:absolute;margin-left:204.4pt;margin-top:122pt;width:44.8pt;height:84.4pt;z-index:251670528;visibility:visible;mso-wrap-style:square;mso-width-percent:0;mso-height-percent:0;mso-wrap-distance-left:9pt;mso-wrap-distance-top:0;mso-wrap-distance-right:9pt;mso-wrap-distance-bottom:0;mso-position-horizontal:absolute;mso-position-horizontal-relative:margin;mso-position-vertical:absolute;mso-position-vertical-relative:text;mso-width-percent:0;mso-height-percent:0;mso-width-relative:margin;mso-height-relative:margin;v-text-anchor:middle" o:gfxdata="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" filled="f" strokecolor="#e00" strokeweight="1.5pt">
-                <w10:wrap anchorx="margin"/>
-              </v:rect>
+              <v:rect w14:anchorId="49332A6D" id="Rectangle 2" o:spid="_x0000_s1026" style="position:absolute;margin-left:190.35pt;margin-top:110.2pt;width:44.8pt;height:84.4pt;z-index:251676672;visibility:visible;mso-wrap-style:square;mso-wrap-distance-left:9pt;mso-wrap-distance-top:0;mso-wrap-distance-right:9pt;mso-wrap-distance-bottom:0;mso-position-horizontal:absolute;mso-position-horizontal-relative:text;mso-position-vertical:absolute;mso-position-vertical-relative:text;v-text-anchor:middle" o:gfxdata="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" filled="f" strokecolor="#e00" strokeweight="1.5pt"/>
             </w:pict>
           </mc:Fallback>
         </mc:AlternateContent>
@@ -2388,18 +2374,12 @@
       <w:r>
         <w:rPr>
           <w:rFonts w:ascii="Times New Roman" w:hAnsi="Times New Roman" w:cs="Times New Roman"/>
-        </w:rPr>
-        <w:br/>
-      </w:r>
-      <w:r>
-        <w:rPr>
-          <w:rFonts w:ascii="Times New Roman" w:hAnsi="Times New Roman" w:cs="Times New Roman"/>
           <w:noProof/>
         </w:rPr>
         <w:drawing>
-          <wp:inline distT="0" distB="0" distL="0" distR="0" wp14:anchorId="2516C527" wp14:editId="5B32836C">
-            <wp:extent cx="5731510" cy="6676390"/>
-            <wp:effectExtent l="0" t="0" r="2540" b="0"/>
+          <wp:inline distT="0" distB="0" distL="0" distR="0" wp14:anchorId="2516C527" wp14:editId="5DF40492">
+            <wp:extent cx="5252383" cy="6118276"/>
+            <wp:effectExtent l="0" t="0" r="5715" b="0"/>
             <wp:docPr id="387844133" name="Picture 1"/>
             <wp:cNvGraphicFramePr>
               <a:graphicFrameLocks xmlns:a="http://schemas.openxmlformats.org/drawingml/2006/main" noChangeAspect="1"/>
@@ -2420,7 +2400,7 @@
                   <pic:spPr>
                     <a:xfrm>
                       <a:off x="0" y="0"/>
-                      <a:ext cx="5731510" cy="6676390"/>
+                      <a:ext cx="5266444" cy="6134655"/>
                     </a:xfrm>
                     <a:prstGeom prst="rect">
                       <a:avLst/>
@@ -2432,75 +2412,81 @@
           </wp:inline>
         </w:drawing>
       </w:r>
-      <w:r>
-        <w:rPr>
-          <w:rFonts w:ascii="Times New Roman" w:hAnsi="Times New Roman" w:cs="Times New Roman"/>
-        </w:rPr>
-        <w:br/>
-      </w:r>
-      <w:r>
-        <w:rPr>
-          <w:rFonts w:ascii="Times New Roman" w:hAnsi="Times New Roman" w:cs="Times New Roman"/>
-        </w:rPr>
-        <w:br/>
-      </w:r>
-      <w:r>
-        <w:rPr>
-          <w:rFonts w:ascii="Times New Roman" w:hAnsi="Times New Roman" w:cs="Times New Roman"/>
-        </w:rPr>
-        <w:t xml:space="preserve">Incorrect classifications are inevitable, as shown above. Any incorrect classification will be highlighted with a yellow circle on the main graph, as indicated by the red box. It will also be marked with a yellow border in the </w:t>
-      </w:r>
-      <w:r>
-        <w:rPr>
-          <w:rFonts w:ascii="Times New Roman" w:hAnsi="Times New Roman" w:cs="Times New Roman"/>
-        </w:rPr>
-        <w:t>“</w:t>
-      </w:r>
-      <w:r>
-        <w:rPr>
-          <w:rFonts w:ascii="Times New Roman" w:hAnsi="Times New Roman" w:cs="Times New Roman"/>
-        </w:rPr>
-        <w:t>Classification History</w:t>
-      </w:r>
-      <w:r>
-        <w:rPr>
-          <w:rFonts w:ascii="Times New Roman" w:hAnsi="Times New Roman" w:cs="Times New Roman"/>
-        </w:rPr>
-        <w:t>”</w:t>
-      </w:r>
-      <w:r>
-        <w:rPr>
-          <w:rFonts w:ascii="Times New Roman" w:hAnsi="Times New Roman" w:cs="Times New Roman"/>
-        </w:rPr>
-        <w:t xml:space="preserve"> section at the bottom right and in the </w:t>
-      </w:r>
-      <w:r>
-        <w:rPr>
-          <w:rFonts w:ascii="Times New Roman" w:hAnsi="Times New Roman" w:cs="Times New Roman"/>
-        </w:rPr>
-        <w:t>“</w:t>
-      </w:r>
-      <w:r>
-        <w:rPr>
-          <w:rFonts w:ascii="Times New Roman" w:hAnsi="Times New Roman" w:cs="Times New Roman"/>
-        </w:rPr>
-        <w:t>False Detection</w:t>
-      </w:r>
-      <w:r>
-        <w:rPr>
-          <w:rFonts w:ascii="Times New Roman" w:hAnsi="Times New Roman" w:cs="Times New Roman"/>
-        </w:rPr>
-        <w:t>”</w:t>
-      </w:r>
-      <w:r>
-        <w:rPr>
-          <w:rFonts w:ascii="Times New Roman" w:hAnsi="Times New Roman" w:cs="Times New Roman"/>
-        </w:rPr>
-        <w:t xml:space="preserve"> section at the bottom left, both highlighted by red boxes. These markers indicate mistakes made by the model in the past.</w:t>
-      </w:r>
     </w:p>
     <w:p>
       <w:pPr>
+        <w:spacing w:line="360" w:lineRule="auto"/>
+        <w:ind w:left="720"/>
+        <w:jc w:val="both"/>
+        <w:rPr>
+          <w:rFonts w:ascii="Times New Roman" w:hAnsi="Times New Roman" w:cs="Times New Roman"/>
+        </w:rPr>
+      </w:pPr>
+      <w:r>
+        <w:rPr>
+          <w:rFonts w:ascii="Times New Roman" w:hAnsi="Times New Roman" w:cs="Times New Roman"/>
+        </w:rPr>
+        <w:br/>
+      </w:r>
+      <w:r>
+        <w:rPr>
+          <w:rFonts w:ascii="Times New Roman" w:hAnsi="Times New Roman" w:cs="Times New Roman"/>
+        </w:rPr>
+        <w:t xml:space="preserve">Incorrect classifications are inevitable, as shown above. Any incorrect classification will be highlighted with a yellow circle on the main graph, as indicated by the red box. It will also be marked with a yellow border in the </w:t>
+      </w:r>
+      <w:r>
+        <w:rPr>
+          <w:rFonts w:ascii="Times New Roman" w:hAnsi="Times New Roman" w:cs="Times New Roman"/>
+        </w:rPr>
+        <w:t>“</w:t>
+      </w:r>
+      <w:r>
+        <w:rPr>
+          <w:rFonts w:ascii="Times New Roman" w:hAnsi="Times New Roman" w:cs="Times New Roman"/>
+        </w:rPr>
+        <w:t>Classification History</w:t>
+      </w:r>
+      <w:r>
+        <w:rPr>
+          <w:rFonts w:ascii="Times New Roman" w:hAnsi="Times New Roman" w:cs="Times New Roman"/>
+        </w:rPr>
+        <w:t>”</w:t>
+      </w:r>
+      <w:r>
+        <w:rPr>
+          <w:rFonts w:ascii="Times New Roman" w:hAnsi="Times New Roman" w:cs="Times New Roman"/>
+        </w:rPr>
+        <w:t xml:space="preserve"> section at the bottom right and in the </w:t>
+      </w:r>
+      <w:r>
+        <w:rPr>
+          <w:rFonts w:ascii="Times New Roman" w:hAnsi="Times New Roman" w:cs="Times New Roman"/>
+        </w:rPr>
+        <w:t>“</w:t>
+      </w:r>
+      <w:r>
+        <w:rPr>
+          <w:rFonts w:ascii="Times New Roman" w:hAnsi="Times New Roman" w:cs="Times New Roman"/>
+        </w:rPr>
+        <w:t>False Detection</w:t>
+      </w:r>
+      <w:r>
+        <w:rPr>
+          <w:rFonts w:ascii="Times New Roman" w:hAnsi="Times New Roman" w:cs="Times New Roman"/>
+        </w:rPr>
+        <w:t>”</w:t>
+      </w:r>
+      <w:r>
+        <w:rPr>
+          <w:rFonts w:ascii="Times New Roman" w:hAnsi="Times New Roman" w:cs="Times New Roman"/>
+        </w:rPr>
+        <w:t xml:space="preserve"> section at the bottom left, both highlighted by red boxes. These markers indicate mistakes made by the model in the past.</w:t>
+      </w:r>
+    </w:p>
+    <w:p>
+      <w:pPr>
+        <w:spacing w:line="360" w:lineRule="auto"/>
+        <w:jc w:val="both"/>
         <w:rPr>
           <w:rFonts w:ascii="Times New Roman" w:hAnsi="Times New Roman" w:cs="Times New Roman"/>
         </w:rPr>
@@ -2519,6 +2505,7 @@
           <w:ilvl w:val="0"/>
           <w:numId w:val="8"/>
         </w:numPr>
+        <w:spacing w:line="360" w:lineRule="auto"/>
         <w:rPr>
           <w:rFonts w:ascii="Times New Roman" w:hAnsi="Times New Roman" w:cs="Times New Roman"/>
         </w:rPr>
@@ -2532,13 +2519,13 @@
         <mc:AlternateContent>
           <mc:Choice Requires="wps">
             <w:drawing>
-              <wp:anchor distT="0" distB="0" distL="114300" distR="114300" simplePos="0" relativeHeight="251681792" behindDoc="0" locked="0" layoutInCell="1" allowOverlap="1" wp14:anchorId="77D24EB6" wp14:editId="250791C5">
+              <wp:anchor distT="0" distB="0" distL="114300" distR="114300" simplePos="0" relativeHeight="251681792" behindDoc="0" locked="0" layoutInCell="1" allowOverlap="1" wp14:anchorId="77D24EB6" wp14:editId="3DA2FEEB">
                 <wp:simplePos x="0" y="0"/>
                 <wp:positionH relativeFrom="margin">
-                  <wp:posOffset>3720353</wp:posOffset>
+                  <wp:posOffset>3424555</wp:posOffset>
                 </wp:positionH>
                 <wp:positionV relativeFrom="paragraph">
-                  <wp:posOffset>2734235</wp:posOffset>
+                  <wp:posOffset>2575039</wp:posOffset>
                 </wp:positionV>
                 <wp:extent cx="717139" cy="190500"/>
                 <wp:effectExtent l="0" t="0" r="26035" b="19050"/>
@@ -2598,7 +2585,7 @@
           </mc:Choice>
           <mc:Fallback>
             <w:pict>
-              <v:rect w14:anchorId="1B788F8A" id="Rectangle 2" o:spid="_x0000_s1026" style="position:absolute;margin-left:292.95pt;margin-top:215.3pt;width:56.45pt;height:15pt;z-index:251681792;visibility:visible;mso-wrap-style:square;mso-width-percent:0;mso-height-percent:0;mso-wrap-distance-left:9pt;mso-wrap-distance-top:0;mso-wrap-distance-right:9pt;mso-wrap-distance-bottom:0;mso-position-horizontal:absolute;mso-position-horizontal-relative:margin;mso-position-vertical:absolute;mso-position-vertical-relative:text;mso-width-percent:0;mso-height-percent:0;mso-width-relative:margin;mso-height-relative:margin;v-text-anchor:middle" o:gfxdata="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" filled="f" strokecolor="#e00" strokeweight="1.5pt">
+              <v:rect w14:anchorId="25335B60" id="Rectangle 2" o:spid="_x0000_s1026" style="position:absolute;margin-left:269.65pt;margin-top:202.75pt;width:56.45pt;height:15pt;z-index:251681792;visibility:visible;mso-wrap-style:square;mso-width-percent:0;mso-height-percent:0;mso-wrap-distance-left:9pt;mso-wrap-distance-top:0;mso-wrap-distance-right:9pt;mso-wrap-distance-bottom:0;mso-position-horizontal:absolute;mso-position-horizontal-relative:margin;mso-position-vertical:absolute;mso-position-vertical-relative:text;mso-width-percent:0;mso-height-percent:0;mso-width-relative:margin;mso-height-relative:margin;v-text-anchor:middle" o:gfxdata="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" filled="f" strokecolor="#e00" strokeweight="1.5pt">
                 <w10:wrap anchorx="margin"/>
               </v:rect>
             </w:pict>
@@ -2619,13 +2606,12 @@
       </w:r>
       <w:r>
         <w:rPr>
-          <w:rFonts w:ascii="Times New Roman" w:hAnsi="Times New Roman" w:cs="Times New Roman"/>
           <w:noProof/>
         </w:rPr>
         <w:drawing>
-          <wp:inline distT="0" distB="0" distL="0" distR="0" wp14:anchorId="116AD7FE" wp14:editId="464A9397">
-            <wp:extent cx="5731510" cy="7207885"/>
-            <wp:effectExtent l="0" t="0" r="2540" b="0"/>
+          <wp:inline distT="0" distB="0" distL="0" distR="0" wp14:anchorId="116AD7FE" wp14:editId="05866D8E">
+            <wp:extent cx="5244808" cy="6595814"/>
+            <wp:effectExtent l="0" t="0" r="0" b="0"/>
             <wp:docPr id="736314250" name="Picture 1"/>
             <wp:cNvGraphicFramePr>
               <a:graphicFrameLocks xmlns:a="http://schemas.openxmlformats.org/drawingml/2006/main" noChangeAspect="1"/>
@@ -2646,7 +2632,7 @@
                   <pic:spPr>
                     <a:xfrm>
                       <a:off x="0" y="0"/>
-                      <a:ext cx="5731510" cy="7207885"/>
+                      <a:ext cx="5259893" cy="6614785"/>
                     </a:xfrm>
                     <a:prstGeom prst="rect">
                       <a:avLst/>
@@ -2658,23 +2644,21 @@
           </wp:inline>
         </w:drawing>
       </w:r>
-      <w:r>
-        <w:rPr>
-          <w:rFonts w:ascii="Times New Roman" w:hAnsi="Times New Roman" w:cs="Times New Roman"/>
-        </w:rPr>
-        <w:br/>
-      </w:r>
-      <w:r>
-        <w:rPr>
-          <w:rFonts w:ascii="Times New Roman" w:hAnsi="Times New Roman" w:cs="Times New Roman"/>
-        </w:rPr>
-        <w:t xml:space="preserve">While the simulation is running or after it has finished, you can download the classification results by clicking the red square button. This will generate a ZIP file containing batches of PNG files named </w:t>
-      </w:r>
-      <w:r>
-        <w:rPr>
-          <w:rFonts w:ascii="Times New Roman" w:hAnsi="Times New Roman" w:cs="Times New Roman"/>
-        </w:rPr>
-        <w:t>“</w:t>
+    </w:p>
+    <w:p>
+      <w:pPr>
+        <w:spacing w:line="360" w:lineRule="auto"/>
+        <w:ind w:left="720"/>
+        <w:jc w:val="both"/>
+        <w:rPr>
+          <w:rFonts w:ascii="Times New Roman" w:hAnsi="Times New Roman" w:cs="Times New Roman"/>
+        </w:rPr>
+      </w:pPr>
+      <w:r>
+        <w:rPr>
+          <w:rFonts w:ascii="Times New Roman" w:hAnsi="Times New Roman" w:cs="Times New Roman"/>
+        </w:rPr>
+        <w:t>While the simulation is running or after it has finished, you can download the classification results by clicking the red square button. This will generate a ZIP file containing batches of PNG files named “</w:t>
       </w:r>
       <w:proofErr w:type="spellStart"/>
       <w:r>
@@ -2702,19 +2686,7 @@
         <w:rPr>
           <w:rFonts w:ascii="Times New Roman" w:hAnsi="Times New Roman" w:cs="Times New Roman"/>
         </w:rPr>
-        <w:t>,</w:t>
-      </w:r>
-      <w:r>
-        <w:rPr>
-          <w:rFonts w:ascii="Times New Roman" w:hAnsi="Times New Roman" w:cs="Times New Roman"/>
-        </w:rPr>
-        <w:t>”</w:t>
-      </w:r>
-      <w:r>
-        <w:rPr>
-          <w:rFonts w:ascii="Times New Roman" w:hAnsi="Times New Roman" w:cs="Times New Roman"/>
-        </w:rPr>
-        <w:t xml:space="preserve"> where x indicates the batch number, increasing from 1 to the current point in time. You will then be prompted to choose a directory to save the ZIP file</w:t>
+        <w:t>,” where x indicates the batch number, increasing from 1 to the current point in time. You will then be prompted to choose a directory to save the ZIP file</w:t>
       </w:r>
       <w:r>
         <w:rPr>
